--- a/documents/the_living_project_cheatsheet_v3_0_3.docx
+++ b/documents/the_living_project_cheatsheet_v3_0_3.docx
@@ -4,80 +4,112 @@
   <w:body>
     <w:p>
       <w:pPr>
-        <w:spacing w:after="200"/>
+        <w:spacing w:after="40"/>
         <w:rPr>
           <w:b/>
-          <w:sz w:val="40"/>
+          <w:color w:val="26426B"/>
+          <w:sz w:val="52"/>
         </w:rPr>
       </w:pPr>
       <w:r>
         <w:rPr>
           <w:b/>
-          <w:sz w:val="40"/>
+          <w:color w:val="26426B"/>
+          <w:sz w:val="52"/>
         </w:rPr>
-        <w:t>The Living Project Cheat Sheet</w:t>
-      </w:r>
-    </w:p>
-    <w:p>
-      <w:pPr>
-        <w:spacing w:after="120"/>
+        <w:t>The Living Project v3</w:t>
+      </w:r>
+    </w:p>
+    <w:p>
+      <w:pPr>
+        <w:spacing w:after="80"/>
         <w:rPr>
-          <w:b/>
+          <w:color w:val="666666"/>
+          <w:sz w:val="24"/>
+        </w:rPr>
+      </w:pPr>
+      <w:r>
+        <w:rPr>
+          <w:color w:val="666666"/>
+          <w:sz w:val="24"/>
+        </w:rPr>
+        <w:t>Cheat Sheet</w:t>
+      </w:r>
+    </w:p>
+    <w:p>
+      <w:pPr>
+        <w:spacing w:after="320"/>
+        <w:rPr>
+          <w:color w:val="888888"/>
           <w:sz w:val="22"/>
         </w:rPr>
       </w:pPr>
       <w:r>
         <w:rPr>
-          <w:b/>
+          <w:color w:val="888888"/>
           <w:sz w:val="22"/>
         </w:rPr>
-        <w:t>Current public release: 3.0.3</w:t>
-      </w:r>
-    </w:p>
-    <w:p>
-      <w:pPr>
-        <w:spacing w:after="120"/>
+        <w:t>A model-agnostic AI project framework  |  Version 3.0.3  |  CC BY 4.0</w:t>
+      </w:r>
+    </w:p>
+    <w:p>
+      <w:pPr>
+        <w:pBdr>
+          <w:right w:val="single" w:sz="2" w:space="4" w:color="DDDDDD"/>
+        </w:pBdr>
+        <w:spacing w:before="80" w:after="80"/>
         <w:rPr>
-          <w:b/>
-          <w:sz w:val="28"/>
-        </w:rPr>
-      </w:pPr>
-      <w:r>
-        <w:rPr>
-          <w:b/>
-          <w:sz w:val="28"/>
-        </w:rPr>
-        <w:t>One-line install</w:t>
-      </w:r>
-    </w:p>
-    <w:p>
-      <w:pPr>
-        <w:spacing w:after="120"/>
-        <w:rPr>
+          <w:color w:val="888888"/>
           <w:sz w:val="22"/>
         </w:rPr>
       </w:pPr>
       <w:r>
         <w:rPr>
+          <w:color w:val="888888"/>
           <w:sz w:val="22"/>
         </w:rPr>
+        <w:t xml:space="preserve"> </w:t>
+      </w:r>
+    </w:p>
+    <w:p>
+      <w:pPr>
+        <w:pStyle w:val="Heading1"/>
+      </w:pPr>
+      <w:r>
+        <w:t>Install in one line</w:t>
+      </w:r>
+    </w:p>
+    <w:p>
+      <w:r>
+        <w:t>Run this command in any terminal. Node 18 or later is required.</w:t>
+      </w:r>
+    </w:p>
+    <w:p>
+      <w:pPr>
+        <w:shd w:val="clear" w:color="auto" w:fill="F5F5F5"/>
+        <w:ind w:left="288"/>
+        <w:rPr>
+          <w:rFonts w:ascii="Consolas" w:hAnsi="Consolas"/>
+          <w:color w:val="444444"/>
+          <w:sz w:val="19"/>
+        </w:rPr>
+      </w:pPr>
+      <w:r>
+        <w:rPr>
+          <w:rFonts w:ascii="Consolas" w:hAnsi="Consolas"/>
+          <w:color w:val="444444"/>
+          <w:sz w:val="19"/>
+        </w:rPr>
         <w:t>npx -y @the-living-project/the-living-project-cli init</w:t>
       </w:r>
     </w:p>
     <w:p>
       <w:pPr>
-        <w:spacing w:after="120"/>
-        <w:rPr>
-          <w:b/>
-          <w:sz w:val="28"/>
-        </w:rPr>
-      </w:pPr>
-      <w:r>
-        <w:rPr>
-          <w:b/>
-          <w:sz w:val="28"/>
-        </w:rPr>
-        <w:t>What the installer creates</w:t>
+        <w:shd w:val="clear" w:color="auto" w:fill="F5F5F5"/>
+        <w:ind w:left="288"/>
+      </w:pPr>
+      <w:r>
+        <w:t>Alternative package runners:</w:t>
       </w:r>
     </w:p>
     <w:p>
@@ -87,35 +119,22 @@
           <w:ilvl w:val="0"/>
           <w:numId w:val="1"/>
         </w:numPr>
-        <w:spacing w:after="0"/>
-        <w:rPr>
-          <w:b/>
-          <w:sz w:val="22"/>
-        </w:rPr>
-      </w:pPr>
-      <w:r>
-        <w:rPr>
-          <w:b/>
-          <w:sz w:val="22"/>
-        </w:rPr>
-        <w:t>START-HERE.md for the first-run prompt</w:t>
-      </w:r>
-    </w:p>
-    <w:p>
-      <w:pPr>
-        <w:spacing w:after="0"/>
-        <w:ind w:left="360"/>
-        <w:rPr>
-          <w:b/>
-          <w:sz w:val="22"/>
-        </w:rPr>
-      </w:pPr>
-      <w:r>
-        <w:rPr>
-          <w:b/>
-          <w:sz w:val="22"/>
-        </w:rPr>
-        <w:t>.living-project\seeds for project seed statements</w:t>
+        <w:shd w:val="clear" w:color="auto" w:fill="F5F5F5"/>
+        <w:spacing w:after="60"/>
+        <w:ind w:left="648"/>
+      </w:pPr>
+      <w:r>
+        <w:t>pnpm dlx @the-living-project/the-living-project-cli init</w:t>
+      </w:r>
+    </w:p>
+    <w:p>
+      <w:pPr>
+        <w:shd w:val="clear" w:color="auto" w:fill="F5F5F5"/>
+        <w:spacing w:after="60"/>
+        <w:ind w:left="288"/>
+      </w:pPr>
+      <w:r>
+        <w:t>bunx @the-living-project/the-living-project-cli init</w:t>
       </w:r>
     </w:p>
     <w:p>
@@ -125,35 +144,12 @@
           <w:ilvl w:val="0"/>
           <w:numId w:val="1"/>
         </w:numPr>
-        <w:spacing w:after="0"/>
-        <w:rPr>
-          <w:b/>
-          <w:sz w:val="22"/>
-        </w:rPr>
-      </w:pPr>
-      <w:r>
-        <w:rPr>
-          <w:b/>
-          <w:sz w:val="22"/>
-        </w:rPr>
-        <w:t>.living-project\context for context briefs and working memory</w:t>
-      </w:r>
-    </w:p>
-    <w:p>
-      <w:pPr>
-        <w:spacing w:after="0"/>
-        <w:ind w:left="360"/>
-        <w:rPr>
-          <w:b/>
-          <w:sz w:val="22"/>
-        </w:rPr>
-      </w:pPr>
-      <w:r>
-        <w:rPr>
-          <w:b/>
-          <w:sz w:val="22"/>
-        </w:rPr>
-        <w:t>.living-project\phases for the seven phase guides</w:t>
+        <w:shd w:val="clear" w:color="auto" w:fill="F5F5F5"/>
+        <w:spacing w:after="60"/>
+        <w:ind w:left="648"/>
+      </w:pPr>
+      <w:r>
+        <w:t>yarn dlx @the-living-project/the-living-project-cli init</w:t>
       </w:r>
     </w:p>
     <w:p>
@@ -163,585 +159,13 @@
           <w:ilvl w:val="0"/>
           <w:numId w:val="1"/>
         </w:numPr>
-        <w:spacing w:after="0"/>
+        <w:shd w:val="clear" w:color="auto" w:fill="F5F5F5"/>
+        <w:spacing w:after="80"/>
+        <w:ind w:left="648"/>
         <w:rPr>
-          <w:b/>
-          <w:sz w:val="22"/>
+          <w:sz w:val="8"/>
         </w:rPr>
       </w:pPr>
-      <w:r>
-        <w:rPr>
-          <w:b/>
-          <w:sz w:val="22"/>
-        </w:rPr>
-        <w:t>.living-project\compost for post-mortems and learnings</w:t>
-      </w:r>
-    </w:p>
-    <w:p>
-      <w:pPr>
-        <w:spacing w:after="0"/>
-        <w:ind w:left="360"/>
-        <w:rPr>
-          <w:b/>
-          <w:sz w:val="22"/>
-        </w:rPr>
-      </w:pPr>
-      <w:r>
-        <w:rPr>
-          <w:b/>
-          <w:sz w:val="22"/>
-        </w:rPr>
-        <w:t>.living-project\cultivate-log.md for portfolio awareness</w:t>
-      </w:r>
-    </w:p>
-    <w:p>
-      <w:pPr>
-        <w:spacing w:after="0"/>
-        <w:ind w:left="360"/>
-        <w:rPr>
-          <w:b/>
-          <w:sz w:val="22"/>
-        </w:rPr>
-      </w:pPr>
-    </w:p>
-    <w:p>
-      <w:pPr>
-        <w:spacing w:after="0"/>
-        <w:ind w:left="360"/>
-        <w:rPr>
-          <w:b/>
-          <w:sz w:val="22"/>
-        </w:rPr>
-      </w:pPr>
-    </w:p>
-    <w:p>
-      <w:pPr>
-        <w:spacing w:after="120"/>
-        <w:ind w:left="360"/>
-        <w:rPr>
-          <w:b/>
-          <w:sz w:val="28"/>
-        </w:rPr>
-      </w:pPr>
-      <w:r>
-        <w:rPr>
-          <w:b/>
-          <w:sz w:val="28"/>
-        </w:rPr>
-        <w:t>Use this prompt</w:t>
-      </w:r>
-    </w:p>
-    <w:p>
-      <w:pPr>
-        <w:spacing w:after="120"/>
-        <w:ind w:left="360"/>
-        <w:rPr>
-          <w:sz w:val="22"/>
-        </w:rPr>
-      </w:pPr>
-      <w:r>
-        <w:rPr>
-          <w:sz w:val="22"/>
-        </w:rPr>
-        <w:t>Use The Living Project framework in this folder. Treat this as my active workspace. Read $workspaceFolder\QUICKSTART.md, figure out the right phase automatically, ask me only the minimum questions needed, and write the outputs into $workspaceFolder as we go.</w:t>
-      </w:r>
-    </w:p>
-    <w:p>
-      <w:pPr>
-        <w:spacing w:after="120"/>
-        <w:ind w:left="360"/>
-        <w:rPr>
-          <w:sz w:val="22"/>
-        </w:rPr>
-      </w:pPr>
-      <w:r>
-        <w:rPr>
-          <w:sz w:val="22"/>
-        </w:rPr>
-        <w:t>Codex shortcut: Use $living-project in this folder and guide me to the right next step.</w:t>
-      </w:r>
-    </w:p>
-    <w:p>
-      <w:pPr>
-        <w:spacing w:after="120"/>
-        <w:ind w:left="360"/>
-        <w:rPr>
-          <w:b/>
-          <w:sz w:val="28"/>
-        </w:rPr>
-      </w:pPr>
-      <w:r>
-        <w:rPr>
-          <w:b/>
-          <w:sz w:val="28"/>
-        </w:rPr>
-        <w:t>The seven phases</w:t>
-      </w:r>
-    </w:p>
-    <w:tbl>
-      <w:tblPr>
-        <w:tblW w:w="0" w:type="auto"/>
-        <w:tblBorders>
-          <w:top w:val="single" w:sz="4" w:space="0" w:color="auto"/>
-          <w:left w:val="single" w:sz="4" w:space="0" w:color="auto"/>
-          <w:bottom w:val="single" w:sz="4" w:space="0" w:color="auto"/>
-          <w:right w:val="single" w:sz="4" w:space="0" w:color="auto"/>
-          <w:insideH w:val="single" w:sz="4" w:space="0" w:color="auto"/>
-          <w:insideV w:val="single" w:sz="4" w:space="0" w:color="auto"/>
-        </w:tblBorders>
-        <w:tblLayout w:type="fixed"/>
-        <w:tblLook w:val="0000" w:firstRow="0" w:lastRow="0" w:firstColumn="0" w:lastColumn="0" w:noHBand="0" w:noVBand="0"/>
-      </w:tblPr>
-      <w:tblGrid>
-        <w:gridCol w:w="4680"/>
-        <w:gridCol w:w="4680"/>
-      </w:tblGrid>
-      <w:tr>
-        <w:tblPrEx>
-          <w:tblCellMar>
-            <w:top w:w="0" w:type="dxa"/>
-            <w:bottom w:w="0" w:type="dxa"/>
-          </w:tblCellMar>
-        </w:tblPrEx>
-        <w:tc>
-          <w:tcPr>
-            <w:tcW w:w="4680" w:type="dxa"/>
-          </w:tcPr>
-          <w:p>
-            <w:pPr>
-              <w:spacing w:after="120"/>
-              <w:rPr>
-                <w:b/>
-                <w:sz w:val="20"/>
-              </w:rPr>
-            </w:pPr>
-            <w:r>
-              <w:rPr>
-                <w:b/>
-                <w:sz w:val="20"/>
-              </w:rPr>
-              <w:t>Phase</w:t>
-            </w:r>
-          </w:p>
-        </w:tc>
-        <w:tc>
-          <w:tcPr>
-            <w:tcW w:w="4680" w:type="dxa"/>
-          </w:tcPr>
-          <w:p>
-            <w:pPr>
-              <w:spacing w:after="120"/>
-              <w:rPr>
-                <w:b/>
-                <w:sz w:val="20"/>
-              </w:rPr>
-            </w:pPr>
-            <w:r>
-              <w:rPr>
-                <w:b/>
-                <w:sz w:val="20"/>
-              </w:rPr>
-              <w:t>Purpose</w:t>
-            </w:r>
-          </w:p>
-        </w:tc>
-      </w:tr>
-      <w:tr>
-        <w:tblPrEx>
-          <w:tblCellMar>
-            <w:top w:w="0" w:type="dxa"/>
-            <w:bottom w:w="0" w:type="dxa"/>
-          </w:tblCellMar>
-        </w:tblPrEx>
-        <w:tc>
-          <w:tcPr>
-            <w:tcW w:w="4680" w:type="dxa"/>
-          </w:tcPr>
-          <w:p>
-            <w:pPr>
-              <w:spacing w:after="120"/>
-              <w:rPr>
-                <w:b/>
-                <w:sz w:val="20"/>
-              </w:rPr>
-            </w:pPr>
-            <w:r>
-              <w:rPr>
-                <w:b/>
-                <w:sz w:val="20"/>
-              </w:rPr>
-              <w:t>SEED</w:t>
-            </w:r>
-          </w:p>
-        </w:tc>
-        <w:tc>
-          <w:tcPr>
-            <w:tcW w:w="4680" w:type="dxa"/>
-          </w:tcPr>
-          <w:p>
-            <w:pPr>
-              <w:spacing w:after="120"/>
-              <w:rPr>
-                <w:b/>
-                <w:sz w:val="20"/>
-              </w:rPr>
-            </w:pPr>
-            <w:r>
-              <w:rPr>
-                <w:b/>
-                <w:sz w:val="20"/>
-              </w:rPr>
-              <w:t>Define the real problem and root need.</w:t>
-            </w:r>
-          </w:p>
-        </w:tc>
-      </w:tr>
-      <w:tr>
-        <w:tblPrEx>
-          <w:tblCellMar>
-            <w:top w:w="0" w:type="dxa"/>
-            <w:bottom w:w="0" w:type="dxa"/>
-          </w:tblCellMar>
-        </w:tblPrEx>
-        <w:tc>
-          <w:tcPr>
-            <w:tcW w:w="4680" w:type="dxa"/>
-          </w:tcPr>
-          <w:p>
-            <w:pPr>
-              <w:spacing w:after="120"/>
-              <w:rPr>
-                <w:b/>
-                <w:sz w:val="20"/>
-              </w:rPr>
-            </w:pPr>
-            <w:r>
-              <w:rPr>
-                <w:b/>
-                <w:sz w:val="20"/>
-              </w:rPr>
-              <w:t>NOURISH</w:t>
-            </w:r>
-          </w:p>
-        </w:tc>
-        <w:tc>
-          <w:tcPr>
-            <w:tcW w:w="4680" w:type="dxa"/>
-          </w:tcPr>
-          <w:p>
-            <w:pPr>
-              <w:spacing w:after="120"/>
-              <w:rPr>
-                <w:b/>
-                <w:sz w:val="20"/>
-              </w:rPr>
-            </w:pPr>
-            <w:r>
-              <w:rPr>
-                <w:b/>
-                <w:sz w:val="20"/>
-              </w:rPr>
-              <w:t>Load complete context before generation.</w:t>
-            </w:r>
-          </w:p>
-        </w:tc>
-      </w:tr>
-      <w:tr>
-        <w:tblPrEx>
-          <w:tblCellMar>
-            <w:top w:w="0" w:type="dxa"/>
-            <w:bottom w:w="0" w:type="dxa"/>
-          </w:tblCellMar>
-        </w:tblPrEx>
-        <w:tc>
-          <w:tcPr>
-            <w:tcW w:w="4680" w:type="dxa"/>
-          </w:tcPr>
-          <w:p>
-            <w:pPr>
-              <w:spacing w:after="120"/>
-              <w:rPr>
-                <w:b/>
-                <w:sz w:val="20"/>
-              </w:rPr>
-            </w:pPr>
-            <w:r>
-              <w:rPr>
-                <w:b/>
-                <w:sz w:val="20"/>
-              </w:rPr>
-              <w:t>GROW</w:t>
-            </w:r>
-          </w:p>
-        </w:tc>
-        <w:tc>
-          <w:tcPr>
-            <w:tcW w:w="4680" w:type="dxa"/>
-          </w:tcPr>
-          <w:p>
-            <w:pPr>
-              <w:spacing w:after="120"/>
-              <w:rPr>
-                <w:b/>
-                <w:sz w:val="20"/>
-              </w:rPr>
-            </w:pPr>
-            <w:r>
-              <w:rPr>
-                <w:b/>
-                <w:sz w:val="20"/>
-              </w:rPr>
-              <w:t>Generate drafts, options, and candidate outputs.</w:t>
-            </w:r>
-          </w:p>
-        </w:tc>
-      </w:tr>
-      <w:tr>
-        <w:tblPrEx>
-          <w:tblCellMar>
-            <w:top w:w="0" w:type="dxa"/>
-            <w:bottom w:w="0" w:type="dxa"/>
-          </w:tblCellMar>
-        </w:tblPrEx>
-        <w:tc>
-          <w:tcPr>
-            <w:tcW w:w="4680" w:type="dxa"/>
-          </w:tcPr>
-          <w:p>
-            <w:pPr>
-              <w:spacing w:after="120"/>
-              <w:rPr>
-                <w:b/>
-                <w:sz w:val="20"/>
-              </w:rPr>
-            </w:pPr>
-            <w:r>
-              <w:rPr>
-                <w:b/>
-                <w:sz w:val="20"/>
-              </w:rPr>
-              <w:t>PRUNE</w:t>
-            </w:r>
-          </w:p>
-        </w:tc>
-        <w:tc>
-          <w:tcPr>
-            <w:tcW w:w="4680" w:type="dxa"/>
-          </w:tcPr>
-          <w:p>
-            <w:pPr>
-              <w:spacing w:after="120"/>
-              <w:rPr>
-                <w:b/>
-                <w:sz w:val="20"/>
-              </w:rPr>
-            </w:pPr>
-            <w:r>
-              <w:rPr>
-                <w:b/>
-                <w:sz w:val="20"/>
-              </w:rPr>
-              <w:t>Critique, improve, and reduce risk.</w:t>
-            </w:r>
-          </w:p>
-        </w:tc>
-      </w:tr>
-      <w:tr>
-        <w:tblPrEx>
-          <w:tblCellMar>
-            <w:top w:w="0" w:type="dxa"/>
-            <w:bottom w:w="0" w:type="dxa"/>
-          </w:tblCellMar>
-        </w:tblPrEx>
-        <w:tc>
-          <w:tcPr>
-            <w:tcW w:w="4680" w:type="dxa"/>
-          </w:tcPr>
-          <w:p>
-            <w:pPr>
-              <w:spacing w:after="120"/>
-              <w:rPr>
-                <w:b/>
-                <w:sz w:val="20"/>
-              </w:rPr>
-            </w:pPr>
-            <w:r>
-              <w:rPr>
-                <w:b/>
-                <w:sz w:val="20"/>
-              </w:rPr>
-              <w:t>REPOT</w:t>
-            </w:r>
-          </w:p>
-        </w:tc>
-        <w:tc>
-          <w:tcPr>
-            <w:tcW w:w="4680" w:type="dxa"/>
-          </w:tcPr>
-          <w:p>
-            <w:pPr>
-              <w:spacing w:after="120"/>
-              <w:rPr>
-                <w:b/>
-                <w:sz w:val="20"/>
-              </w:rPr>
-            </w:pPr>
-            <w:r>
-              <w:rPr>
-                <w:b/>
-                <w:sz w:val="20"/>
-              </w:rPr>
-              <w:t>Restructure scope or architecture deliberately.</w:t>
-            </w:r>
-          </w:p>
-        </w:tc>
-      </w:tr>
-      <w:tr>
-        <w:tblPrEx>
-          <w:tblCellMar>
-            <w:top w:w="0" w:type="dxa"/>
-            <w:bottom w:w="0" w:type="dxa"/>
-          </w:tblCellMar>
-        </w:tblPrEx>
-        <w:tc>
-          <w:tcPr>
-            <w:tcW w:w="4680" w:type="dxa"/>
-          </w:tcPr>
-          <w:p>
-            <w:pPr>
-              <w:spacing w:after="120"/>
-              <w:rPr>
-                <w:b/>
-                <w:sz w:val="20"/>
-              </w:rPr>
-            </w:pPr>
-            <w:r>
-              <w:rPr>
-                <w:b/>
-                <w:sz w:val="20"/>
-              </w:rPr>
-              <w:t>COMPOST</w:t>
-            </w:r>
-          </w:p>
-        </w:tc>
-        <w:tc>
-          <w:tcPr>
-            <w:tcW w:w="4680" w:type="dxa"/>
-          </w:tcPr>
-          <w:p>
-            <w:pPr>
-              <w:spacing w:after="120"/>
-              <w:rPr>
-                <w:b/>
-                <w:sz w:val="20"/>
-              </w:rPr>
-            </w:pPr>
-            <w:r>
-              <w:rPr>
-                <w:b/>
-                <w:sz w:val="20"/>
-              </w:rPr>
-              <w:t>Extract lessons and restart with stronger insight.</w:t>
-            </w:r>
-          </w:p>
-        </w:tc>
-      </w:tr>
-      <w:tr>
-        <w:tblPrEx>
-          <w:tblCellMar>
-            <w:top w:w="0" w:type="dxa"/>
-            <w:bottom w:w="0" w:type="dxa"/>
-          </w:tblCellMar>
-        </w:tblPrEx>
-        <w:tc>
-          <w:tcPr>
-            <w:tcW w:w="4680" w:type="dxa"/>
-          </w:tcPr>
-          <w:p>
-            <w:pPr>
-              <w:spacing w:after="120"/>
-              <w:rPr>
-                <w:b/>
-                <w:sz w:val="20"/>
-              </w:rPr>
-            </w:pPr>
-            <w:r>
-              <w:rPr>
-                <w:b/>
-                <w:sz w:val="20"/>
-              </w:rPr>
-              <w:t>CULTIVATE</w:t>
-            </w:r>
-          </w:p>
-        </w:tc>
-        <w:tc>
-          <w:tcPr>
-            <w:tcW w:w="4680" w:type="dxa"/>
-          </w:tcPr>
-          <w:p>
-            <w:pPr>
-              <w:spacing w:after="120"/>
-              <w:rPr>
-                <w:b/>
-                <w:sz w:val="20"/>
-              </w:rPr>
-            </w:pPr>
-            <w:r>
-              <w:rPr>
-                <w:b/>
-                <w:sz w:val="20"/>
-              </w:rPr>
-              <w:t>Manage multiple active projects as a portfolio.</w:t>
-            </w:r>
-          </w:p>
-          <w:p>
-            <w:pPr>
-              <w:spacing w:after="120"/>
-              <w:rPr>
-                <w:b/>
-                <w:sz w:val="20"/>
-              </w:rPr>
-            </w:pPr>
-          </w:p>
-        </w:tc>
-      </w:tr>
-    </w:tbl>
-    <w:p>
-      <w:pPr>
-        <w:spacing w:after="120"/>
-        <w:ind w:left="360"/>
-        <w:rPr>
-          <w:b/>
-          <w:sz w:val="28"/>
-        </w:rPr>
-      </w:pPr>
-    </w:p>
-    <w:p>
-      <w:pPr>
-        <w:spacing w:after="120"/>
-        <w:ind w:left="360"/>
-        <w:rPr>
-          <w:b/>
-          <w:sz w:val="28"/>
-        </w:rPr>
-      </w:pPr>
-    </w:p>
-    <w:p>
-      <w:pPr>
-        <w:spacing w:after="120"/>
-        <w:ind w:left="360"/>
-        <w:rPr>
-          <w:b/>
-          <w:sz w:val="28"/>
-        </w:rPr>
-      </w:pPr>
-      <w:r>
-        <w:rPr>
-          <w:b/>
-          <w:sz w:val="28"/>
-        </w:rPr>
-        <w:t>How to know where to start</w:t>
-      </w:r>
     </w:p>
     <w:p>
       <w:pPr>
@@ -750,36 +174,10 @@
           <w:ilvl w:val="0"/>
           <w:numId w:val="1"/>
         </w:numPr>
-        <w:spacing w:after="0"/>
-        <w:rPr>
-          <w:b/>
-          <w:sz w:val="22"/>
-        </w:rPr>
-      </w:pPr>
-      <w:r>
-        <w:rPr>
-          <w:b/>
-          <w:sz w:val="22"/>
-        </w:rPr>
-        <w:t>New project or fuzzy idea: start with SEED.</w:t>
-      </w:r>
-    </w:p>
-    <w:p>
-      <w:pPr>
-        <w:spacing w:after="0"/>
-        <w:ind w:left="360"/>
-        <w:rPr>
-          <w:b/>
-          <w:sz w:val="22"/>
-        </w:rPr>
-      </w:pPr>
-      <w:r>
-        <w:rPr>
-          <w:b/>
-          <w:sz w:val="22"/>
-        </w:rPr>
-        <w:t>You already have notes, requirements, or research: move into NOURISH.</w:t>
-      </w:r>
+        <w:shd w:val="clear" w:color="auto" w:fill="F5F5F5"/>
+        <w:spacing w:after="60"/>
+        <w:ind w:left="648"/>
+      </w:pPr>
     </w:p>
     <w:p>
       <w:pPr>
@@ -788,35 +186,11 @@
           <w:ilvl w:val="0"/>
           <w:numId w:val="1"/>
         </w:numPr>
-        <w:spacing w:after="0"/>
-        <w:rPr>
-          <w:b/>
-          <w:sz w:val="22"/>
-        </w:rPr>
-      </w:pPr>
-      <w:r>
-        <w:rPr>
-          <w:b/>
-          <w:sz w:val="22"/>
-        </w:rPr>
-        <w:t>You need a first draft or multiple options: move into GROW.</w:t>
-      </w:r>
-    </w:p>
-    <w:p>
-      <w:pPr>
-        <w:spacing w:after="0"/>
-        <w:ind w:left="360"/>
-        <w:rPr>
-          <w:b/>
-          <w:sz w:val="22"/>
-        </w:rPr>
-      </w:pPr>
-      <w:r>
-        <w:rPr>
-          <w:b/>
-          <w:sz w:val="22"/>
-        </w:rPr>
-        <w:t>You already have output and want it improved: move into PRUNE.</w:t>
+        <w:shd w:val="clear" w:color="auto" w:fill="F5F5F5"/>
+        <w:ind w:left="648"/>
+      </w:pPr>
+      <w:r>
+        <w:t>Optional: name your workspace</w:t>
       </w:r>
     </w:p>
     <w:p>
@@ -826,35 +200,21 @@
           <w:ilvl w:val="0"/>
           <w:numId w:val="1"/>
         </w:numPr>
-        <w:spacing w:after="0"/>
+        <w:shd w:val="clear" w:color="auto" w:fill="F5F5F5"/>
+        <w:ind w:left="288"/>
         <w:rPr>
-          <w:b/>
-          <w:sz w:val="22"/>
+          <w:rFonts w:ascii="Consolas" w:hAnsi="Consolas"/>
+          <w:color w:val="444444"/>
+          <w:sz w:val="19"/>
         </w:rPr>
       </w:pPr>
       <w:r>
         <w:rPr>
-          <w:b/>
-          <w:sz w:val="22"/>
+          <w:rFonts w:ascii="Consolas" w:hAnsi="Consolas"/>
+          <w:color w:val="444444"/>
+          <w:sz w:val="19"/>
         </w:rPr>
-        <w:t>Scope is drifting or the container feels too small: use REPOT.</w:t>
-      </w:r>
-    </w:p>
-    <w:p>
-      <w:pPr>
-        <w:spacing w:after="0"/>
-        <w:ind w:left="360"/>
-        <w:rPr>
-          <w:b/>
-          <w:sz w:val="22"/>
-        </w:rPr>
-      </w:pPr>
-      <w:r>
-        <w:rPr>
-          <w:b/>
-          <w:sz w:val="22"/>
-        </w:rPr>
-        <w:t>The current direction is failing: use COMPOST.</w:t>
+        <w:t>npx -y @the-living-project/the-living-project-cli init "My Project"</w:t>
       </w:r>
     </w:p>
     <w:p>
@@ -864,18 +224,11 @@
           <w:ilvl w:val="0"/>
           <w:numId w:val="1"/>
         </w:numPr>
-        <w:spacing w:after="0"/>
-        <w:rPr>
-          <w:b/>
-          <w:sz w:val="22"/>
-        </w:rPr>
-      </w:pPr>
-      <w:r>
-        <w:rPr>
-          <w:b/>
-          <w:sz w:val="22"/>
-        </w:rPr>
-        <w:t>You need priorities across multiple efforts: use CULTIVATE.</w:t>
+        <w:shd w:val="clear" w:color="auto" w:fill="F5F5F5"/>
+        <w:ind w:left="288"/>
+      </w:pPr>
+      <w:r>
+        <w:t>Install into the current directory instead of creating a new folder:</w:t>
       </w:r>
     </w:p>
     <w:p>
@@ -885,122 +238,1184 @@
           <w:ilvl w:val="0"/>
           <w:numId w:val="1"/>
         </w:numPr>
-        <w:spacing w:after="0"/>
+        <w:shd w:val="clear" w:color="auto" w:fill="F5F5F5"/>
+        <w:ind w:left="288"/>
+        <w:rPr>
+          <w:rFonts w:ascii="Consolas" w:hAnsi="Consolas"/>
+          <w:color w:val="444444"/>
+          <w:sz w:val="19"/>
+        </w:rPr>
+      </w:pPr>
+      <w:r>
+        <w:rPr>
+          <w:rFonts w:ascii="Consolas" w:hAnsi="Consolas"/>
+          <w:color w:val="444444"/>
+          <w:sz w:val="19"/>
+        </w:rPr>
+        <w:t>npx -y @the-living-project/the-living-project-cli init --here</w:t>
+      </w:r>
+    </w:p>
+    <w:p>
+      <w:pPr>
+        <w:pStyle w:val="Heading1"/>
+      </w:pPr>
+      <w:r>
+        <w:t>What the installer creates</w:t>
+      </w:r>
+    </w:p>
+    <w:tbl>
+      <w:tblPr>
+        <w:tblW w:w="5000" w:type="pct"/>
+        <w:tblBorders>
+          <w:top w:val="single" w:sz="2" w:space="0" w:color="CCCCCC"/>
+          <w:left w:val="single" w:sz="2" w:space="0" w:color="CCCCCC"/>
+          <w:bottom w:val="single" w:sz="2" w:space="0" w:color="CCCCCC"/>
+          <w:right w:val="single" w:sz="2" w:space="0" w:color="CCCCCC"/>
+          <w:insideH w:val="single" w:sz="4" w:space="0" w:color="auto"/>
+          <w:insideV w:val="single" w:sz="4" w:space="0" w:color="auto"/>
+        </w:tblBorders>
+        <w:tblCellMar>
+          <w:top w:w="80" w:type="dxa"/>
+          <w:left w:w="120" w:type="dxa"/>
+          <w:bottom w:w="80" w:type="dxa"/>
+          <w:right w:w="120" w:type="dxa"/>
+        </w:tblCellMar>
+        <w:tblLook w:val="0000" w:firstRow="0" w:lastRow="0" w:firstColumn="0" w:lastColumn="0" w:noHBand="0" w:noVBand="0"/>
+      </w:tblPr>
+      <w:tblGrid>
+        <w:gridCol w:w="4821"/>
+        <w:gridCol w:w="4821"/>
+      </w:tblGrid>
+      <w:tr>
+        <w:trPr>
+          <w:tblHeader/>
+        </w:trPr>
+        <w:tc>
+          <w:tcPr>
+            <w:tcW w:w="2500" w:type="pct"/>
+            <w:tcBorders>
+              <w:top w:val="single" w:sz="2" w:space="0" w:color="CCCCCC"/>
+              <w:bottom w:val="single" w:sz="4" w:space="0" w:color="auto"/>
+            </w:tcBorders>
+            <w:shd w:val="clear" w:color="auto" w:fill="26426B"/>
+          </w:tcPr>
+          <w:p>
+            <w:pPr>
+              <w:rPr>
+                <w:b/>
+                <w:color w:val="FFFFFF"/>
+                <w:sz w:val="19"/>
+              </w:rPr>
+            </w:pPr>
+            <w:r>
+              <w:rPr>
+                <w:b/>
+                <w:color w:val="FFFFFF"/>
+                <w:sz w:val="19"/>
+              </w:rPr>
+              <w:t>Path</w:t>
+            </w:r>
+          </w:p>
+        </w:tc>
+        <w:tc>
+          <w:tcPr>
+            <w:tcW w:w="2500" w:type="pct"/>
+            <w:tcBorders>
+              <w:top w:val="single" w:sz="2" w:space="0" w:color="CCCCCC"/>
+              <w:bottom w:val="single" w:sz="4" w:space="0" w:color="auto"/>
+            </w:tcBorders>
+            <w:shd w:val="clear" w:color="auto" w:fill="26426B"/>
+          </w:tcPr>
+          <w:p>
+            <w:pPr>
+              <w:rPr>
+                <w:b/>
+                <w:color w:val="FFFFFF"/>
+                <w:sz w:val="19"/>
+              </w:rPr>
+            </w:pPr>
+            <w:r>
+              <w:rPr>
+                <w:b/>
+                <w:color w:val="FFFFFF"/>
+                <w:sz w:val="19"/>
+              </w:rPr>
+              <w:t>Purpose</w:t>
+            </w:r>
+          </w:p>
+        </w:tc>
+      </w:tr>
+      <w:tr>
+        <w:tc>
+          <w:tcPr>
+            <w:tcW w:w="2500" w:type="pct"/>
+            <w:tcBorders>
+              <w:top w:val="single" w:sz="4" w:space="0" w:color="auto"/>
+              <w:bottom w:val="single" w:sz="4" w:space="0" w:color="auto"/>
+            </w:tcBorders>
+          </w:tcPr>
+          <w:p>
+            <w:pPr>
+              <w:rPr>
+                <w:sz w:val="19"/>
+              </w:rPr>
+            </w:pPr>
+            <w:r>
+              <w:rPr>
+                <w:sz w:val="19"/>
+              </w:rPr>
+              <w:t>START-HERE.md</w:t>
+            </w:r>
+          </w:p>
+        </w:tc>
+        <w:tc>
+          <w:tcPr>
+            <w:tcW w:w="2500" w:type="pct"/>
+            <w:tcBorders>
+              <w:top w:val="single" w:sz="4" w:space="0" w:color="auto"/>
+              <w:bottom w:val="single" w:sz="4" w:space="0" w:color="auto"/>
+            </w:tcBorders>
+          </w:tcPr>
+          <w:p>
+            <w:pPr>
+              <w:rPr>
+                <w:sz w:val="19"/>
+              </w:rPr>
+            </w:pPr>
+            <w:r>
+              <w:rPr>
+                <w:sz w:val="19"/>
+              </w:rPr>
+              <w:t>Visible first-run file with the universal prompt and Codex shortcut.</w:t>
+            </w:r>
+          </w:p>
+        </w:tc>
+      </w:tr>
+      <w:tr>
+        <w:tc>
+          <w:tcPr>
+            <w:tcW w:w="2500" w:type="pct"/>
+            <w:tcBorders>
+              <w:top w:val="single" w:sz="4" w:space="0" w:color="auto"/>
+              <w:bottom w:val="single" w:sz="4" w:space="0" w:color="auto"/>
+            </w:tcBorders>
+            <w:shd w:val="clear" w:color="auto" w:fill="F1F6FA"/>
+          </w:tcPr>
+          <w:p>
+            <w:pPr>
+              <w:rPr>
+                <w:sz w:val="19"/>
+              </w:rPr>
+            </w:pPr>
+            <w:r>
+              <w:rPr>
+                <w:sz w:val="19"/>
+              </w:rPr>
+              <w:t>.living-project\seeds\</w:t>
+            </w:r>
+          </w:p>
+        </w:tc>
+        <w:tc>
+          <w:tcPr>
+            <w:tcW w:w="2500" w:type="pct"/>
+            <w:tcBorders>
+              <w:top w:val="single" w:sz="4" w:space="0" w:color="auto"/>
+              <w:bottom w:val="single" w:sz="4" w:space="0" w:color="auto"/>
+            </w:tcBorders>
+            <w:shd w:val="clear" w:color="auto" w:fill="F1F6FA"/>
+          </w:tcPr>
+          <w:p>
+            <w:pPr>
+              <w:rPr>
+                <w:sz w:val="19"/>
+              </w:rPr>
+            </w:pPr>
+            <w:r>
+              <w:rPr>
+                <w:sz w:val="19"/>
+              </w:rPr>
+              <w:t>One file per project seed statement. The root question that drives the work.</w:t>
+            </w:r>
+          </w:p>
+        </w:tc>
+      </w:tr>
+      <w:tr>
+        <w:tc>
+          <w:tcPr>
+            <w:tcW w:w="2500" w:type="pct"/>
+            <w:tcBorders>
+              <w:top w:val="single" w:sz="4" w:space="0" w:color="auto"/>
+              <w:bottom w:val="single" w:sz="4" w:space="0" w:color="auto"/>
+            </w:tcBorders>
+          </w:tcPr>
+          <w:p>
+            <w:pPr>
+              <w:rPr>
+                <w:sz w:val="19"/>
+              </w:rPr>
+            </w:pPr>
+            <w:r>
+              <w:rPr>
+                <w:sz w:val="19"/>
+              </w:rPr>
+              <w:t>.living-project\context\</w:t>
+            </w:r>
+          </w:p>
+        </w:tc>
+        <w:tc>
+          <w:tcPr>
+            <w:tcW w:w="2500" w:type="pct"/>
+            <w:tcBorders>
+              <w:top w:val="single" w:sz="4" w:space="0" w:color="auto"/>
+              <w:bottom w:val="single" w:sz="4" w:space="0" w:color="auto"/>
+            </w:tcBorders>
+          </w:tcPr>
+          <w:p>
+            <w:pPr>
+              <w:rPr>
+                <w:sz w:val="19"/>
+              </w:rPr>
+            </w:pPr>
+            <w:r>
+              <w:rPr>
+                <w:sz w:val="19"/>
+              </w:rPr>
+              <w:t>Context briefs, stakeholder inputs, constraints, and working memory.</w:t>
+            </w:r>
+          </w:p>
+        </w:tc>
+      </w:tr>
+      <w:tr>
+        <w:tc>
+          <w:tcPr>
+            <w:tcW w:w="2500" w:type="pct"/>
+            <w:tcBorders>
+              <w:top w:val="single" w:sz="4" w:space="0" w:color="auto"/>
+              <w:bottom w:val="single" w:sz="4" w:space="0" w:color="auto"/>
+            </w:tcBorders>
+            <w:shd w:val="clear" w:color="auto" w:fill="F1F6FA"/>
+          </w:tcPr>
+          <w:p>
+            <w:pPr>
+              <w:rPr>
+                <w:sz w:val="19"/>
+              </w:rPr>
+            </w:pPr>
+            <w:r>
+              <w:rPr>
+                <w:sz w:val="19"/>
+              </w:rPr>
+              <w:t>.living-project\phases\</w:t>
+            </w:r>
+          </w:p>
+        </w:tc>
+        <w:tc>
+          <w:tcPr>
+            <w:tcW w:w="2500" w:type="pct"/>
+            <w:tcBorders>
+              <w:top w:val="single" w:sz="4" w:space="0" w:color="auto"/>
+              <w:bottom w:val="single" w:sz="4" w:space="0" w:color="auto"/>
+            </w:tcBorders>
+            <w:shd w:val="clear" w:color="auto" w:fill="F1F6FA"/>
+          </w:tcPr>
+          <w:p>
+            <w:pPr>
+              <w:rPr>
+                <w:sz w:val="19"/>
+              </w:rPr>
+            </w:pPr>
+            <w:r>
+              <w:rPr>
+                <w:sz w:val="19"/>
+              </w:rPr>
+              <w:t>The seven phase guides the AI assistant reads to operate the framework.</w:t>
+            </w:r>
+          </w:p>
+        </w:tc>
+      </w:tr>
+      <w:tr>
+        <w:tc>
+          <w:tcPr>
+            <w:tcW w:w="2500" w:type="pct"/>
+            <w:tcBorders>
+              <w:top w:val="single" w:sz="4" w:space="0" w:color="auto"/>
+              <w:bottom w:val="single" w:sz="4" w:space="0" w:color="auto"/>
+            </w:tcBorders>
+          </w:tcPr>
+          <w:p>
+            <w:pPr>
+              <w:rPr>
+                <w:sz w:val="19"/>
+              </w:rPr>
+            </w:pPr>
+            <w:r>
+              <w:rPr>
+                <w:sz w:val="19"/>
+              </w:rPr>
+              <w:t>.living-project\compost\</w:t>
+            </w:r>
+          </w:p>
+        </w:tc>
+        <w:tc>
+          <w:tcPr>
+            <w:tcW w:w="2500" w:type="pct"/>
+            <w:tcBorders>
+              <w:top w:val="single" w:sz="4" w:space="0" w:color="auto"/>
+              <w:bottom w:val="single" w:sz="4" w:space="0" w:color="auto"/>
+            </w:tcBorders>
+          </w:tcPr>
+          <w:p>
+            <w:pPr>
+              <w:rPr>
+                <w:sz w:val="19"/>
+              </w:rPr>
+            </w:pPr>
+            <w:r>
+              <w:rPr>
+                <w:sz w:val="19"/>
+              </w:rPr>
+              <w:t>Post-mortems, validated learnings, and reusable components from past cycles.</w:t>
+            </w:r>
+          </w:p>
+        </w:tc>
+      </w:tr>
+      <w:tr>
+        <w:tc>
+          <w:tcPr>
+            <w:tcW w:w="2500" w:type="pct"/>
+            <w:tcBorders>
+              <w:top w:val="single" w:sz="4" w:space="0" w:color="auto"/>
+              <w:bottom w:val="single" w:sz="4" w:space="0" w:color="auto"/>
+            </w:tcBorders>
+            <w:shd w:val="clear" w:color="auto" w:fill="F1F6FA"/>
+          </w:tcPr>
+          <w:p>
+            <w:pPr>
+              <w:rPr>
+                <w:sz w:val="19"/>
+              </w:rPr>
+            </w:pPr>
+            <w:r>
+              <w:rPr>
+                <w:sz w:val="19"/>
+              </w:rPr>
+              <w:t>.living-project\cultivate-log.md</w:t>
+            </w:r>
+          </w:p>
+        </w:tc>
+        <w:tc>
+          <w:tcPr>
+            <w:tcW w:w="2500" w:type="pct"/>
+            <w:tcBorders>
+              <w:top w:val="single" w:sz="4" w:space="0" w:color="auto"/>
+              <w:bottom w:val="single" w:sz="4" w:space="0" w:color="auto"/>
+            </w:tcBorders>
+            <w:shd w:val="clear" w:color="auto" w:fill="F1F6FA"/>
+          </w:tcPr>
+          <w:p>
+            <w:pPr>
+              <w:rPr>
+                <w:sz w:val="19"/>
+              </w:rPr>
+            </w:pPr>
+            <w:r>
+              <w:rPr>
+                <w:sz w:val="19"/>
+              </w:rPr>
+              <w:t>Weekly portfolio review: active projects, risks, cross-pollination notes.</w:t>
+            </w:r>
+          </w:p>
+        </w:tc>
+      </w:tr>
+      <w:tr>
+        <w:tc>
+          <w:tcPr>
+            <w:tcW w:w="2500" w:type="pct"/>
+            <w:tcBorders>
+              <w:top w:val="single" w:sz="4" w:space="0" w:color="auto"/>
+              <w:bottom w:val="single" w:sz="4" w:space="0" w:color="auto"/>
+            </w:tcBorders>
+          </w:tcPr>
+          <w:p>
+            <w:pPr>
+              <w:rPr>
+                <w:sz w:val="19"/>
+              </w:rPr>
+            </w:pPr>
+            <w:r>
+              <w:rPr>
+                <w:sz w:val="19"/>
+              </w:rPr>
+              <w:t>.living-project\QUICKSTART.md</w:t>
+            </w:r>
+          </w:p>
+        </w:tc>
+        <w:tc>
+          <w:tcPr>
+            <w:tcW w:w="2500" w:type="pct"/>
+            <w:tcBorders>
+              <w:top w:val="single" w:sz="4" w:space="0" w:color="auto"/>
+              <w:bottom w:val="single" w:sz="4" w:space="0" w:color="auto"/>
+            </w:tcBorders>
+          </w:tcPr>
+          <w:p>
+            <w:pPr>
+              <w:rPr>
+                <w:sz w:val="19"/>
+              </w:rPr>
+            </w:pPr>
+            <w:r>
+              <w:rPr>
+                <w:sz w:val="19"/>
+              </w:rPr>
+              <w:t>Zero-training start guide for first-time users.</w:t>
+            </w:r>
+          </w:p>
+        </w:tc>
+      </w:tr>
+      <w:tr>
+        <w:tc>
+          <w:tcPr>
+            <w:tcW w:w="2500" w:type="pct"/>
+            <w:tcBorders>
+              <w:top w:val="single" w:sz="4" w:space="0" w:color="auto"/>
+              <w:bottom w:val="single" w:sz="2" w:space="0" w:color="CCCCCC"/>
+            </w:tcBorders>
+            <w:shd w:val="clear" w:color="auto" w:fill="F1F6FA"/>
+          </w:tcPr>
+          <w:p>
+            <w:pPr>
+              <w:rPr>
+                <w:sz w:val="19"/>
+              </w:rPr>
+            </w:pPr>
+            <w:r>
+              <w:rPr>
+                <w:sz w:val="19"/>
+              </w:rPr>
+              <w:t>.gitignore</w:t>
+            </w:r>
+          </w:p>
+        </w:tc>
+        <w:tc>
+          <w:tcPr>
+            <w:tcW w:w="2500" w:type="pct"/>
+            <w:tcBorders>
+              <w:top w:val="single" w:sz="4" w:space="0" w:color="auto"/>
+              <w:bottom w:val="single" w:sz="2" w:space="0" w:color="CCCCCC"/>
+            </w:tcBorders>
+            <w:shd w:val="clear" w:color="auto" w:fill="F1F6FA"/>
+          </w:tcPr>
+          <w:p>
+            <w:pPr>
+              <w:rPr>
+                <w:sz w:val="19"/>
+              </w:rPr>
+            </w:pPr>
+            <w:r>
+              <w:rPr>
+                <w:sz w:val="19"/>
+              </w:rPr>
+              <w:t>Auto-configured to exclude private context and compost files from version control.</w:t>
+            </w:r>
+          </w:p>
+          <w:p>
+            <w:pPr>
+              <w:rPr>
+                <w:sz w:val="19"/>
+              </w:rPr>
+            </w:pPr>
+          </w:p>
+        </w:tc>
+      </w:tr>
+    </w:tbl>
+    <w:p>
+      <w:pPr>
+        <w:rPr>
+          <w:sz w:val="8"/>
+        </w:rPr>
+      </w:pPr>
+    </w:p>
+    <w:p/>
+    <w:p>
+      <w:pPr>
+        <w:pStyle w:val="Heading2"/>
+      </w:pPr>
+      <w:r>
+        <w:t>The universal prompt (works with any AI tool)</w:t>
+      </w:r>
+    </w:p>
+    <w:p>
+      <w:r>
+        <w:t>Use The Living Project framework in this folder. Treat this as my active workspace. Read .living-project\QUICKSTART.md, figure out the right phase automatically, ask me only the minimum questions needed, and write the outputs into .living-project as we go.</w:t>
+      </w:r>
+    </w:p>
+    <w:p>
+      <w:pPr>
         <w:rPr>
           <w:b/>
-          <w:sz w:val="22"/>
         </w:rPr>
       </w:pPr>
-    </w:p>
-    <w:p>
-      <w:pPr>
-        <w:pStyle w:val="ListParagraph"/>
-        <w:numPr>
-          <w:ilvl w:val="0"/>
-          <w:numId w:val="1"/>
-        </w:numPr>
-        <w:spacing w:after="0"/>
+      <w:r>
         <w:rPr>
           <w:b/>
-          <w:sz w:val="22"/>
         </w:rPr>
-      </w:pPr>
-    </w:p>
-    <w:p>
-      <w:pPr>
-        <w:pStyle w:val="ListParagraph"/>
-        <w:numPr>
-          <w:ilvl w:val="0"/>
-          <w:numId w:val="1"/>
-        </w:numPr>
-        <w:spacing w:after="120"/>
+        <w:t>Codex shortcut (when the skill is installed):</w:t>
+      </w:r>
+    </w:p>
+    <w:p>
+      <w:r>
+        <w:t>Use $living-project in this folder and guide me to the right next step.</w:t>
+      </w:r>
+    </w:p>
+    <w:p>
+      <w:pPr>
+        <w:pStyle w:val="Heading2"/>
+      </w:pPr>
+      <w:r>
+        <w:t>The core loop</w:t>
+      </w:r>
+    </w:p>
+    <w:p>
+      <w:pPr>
         <w:rPr>
           <w:b/>
-          <w:sz w:val="28"/>
         </w:rPr>
       </w:pPr>
       <w:r>
         <w:rPr>
           <w:b/>
-          <w:sz w:val="28"/>
         </w:rPr>
-        <w:t>Upgrade commands</w:t>
-      </w:r>
-    </w:p>
-    <w:p>
-      <w:pPr>
-        <w:pStyle w:val="ListParagraph"/>
-        <w:numPr>
-          <w:ilvl w:val="0"/>
-          <w:numId w:val="1"/>
-        </w:numPr>
-        <w:spacing w:after="120"/>
+        <w:t>SEED -&gt; NOURISH -&gt; GROW -&gt; PRUNE -&gt; repeat until ready to ship</w:t>
+      </w:r>
+    </w:p>
+    <w:p>
+      <w:r>
+        <w:t>Strategic phases (use when needed): REPOT | COMPOST | CULTIVATE</w:t>
+      </w:r>
+    </w:p>
+    <w:p>
+      <w:pPr>
+        <w:pStyle w:val="Heading2"/>
+      </w:pPr>
+      <w:r>
+        <w:t>Phase quick reference</w:t>
+      </w:r>
+    </w:p>
+    <w:tbl>
+      <w:tblPr>
+        <w:tblW w:w="5000" w:type="pct"/>
+        <w:tblBorders>
+          <w:top w:val="single" w:sz="2" w:space="0" w:color="CCCCCC"/>
+          <w:left w:val="single" w:sz="2" w:space="0" w:color="CCCCCC"/>
+          <w:bottom w:val="single" w:sz="2" w:space="0" w:color="CCCCCC"/>
+          <w:right w:val="single" w:sz="2" w:space="0" w:color="CCCCCC"/>
+          <w:insideH w:val="single" w:sz="4" w:space="0" w:color="auto"/>
+          <w:insideV w:val="single" w:sz="4" w:space="0" w:color="auto"/>
+        </w:tblBorders>
+        <w:tblCellMar>
+          <w:top w:w="80" w:type="dxa"/>
+          <w:left w:w="120" w:type="dxa"/>
+          <w:bottom w:w="80" w:type="dxa"/>
+          <w:right w:w="120" w:type="dxa"/>
+        </w:tblCellMar>
+        <w:tblLook w:val="0000" w:firstRow="0" w:lastRow="0" w:firstColumn="0" w:lastColumn="0" w:noHBand="0" w:noVBand="0"/>
+      </w:tblPr>
+      <w:tblGrid>
+        <w:gridCol w:w="3214"/>
+        <w:gridCol w:w="3215"/>
+        <w:gridCol w:w="3213"/>
+      </w:tblGrid>
+      <w:tr>
+        <w:trPr>
+          <w:tblHeader/>
+        </w:trPr>
+        <w:tc>
+          <w:tcPr>
+            <w:tcW w:w="1667" w:type="pct"/>
+            <w:tcBorders>
+              <w:top w:val="single" w:sz="2" w:space="0" w:color="CCCCCC"/>
+              <w:bottom w:val="single" w:sz="4" w:space="0" w:color="auto"/>
+            </w:tcBorders>
+            <w:shd w:val="clear" w:color="auto" w:fill="26426B"/>
+          </w:tcPr>
+          <w:p>
+            <w:pPr>
+              <w:rPr>
+                <w:b/>
+                <w:color w:val="FFFFFF"/>
+                <w:sz w:val="19"/>
+              </w:rPr>
+            </w:pPr>
+            <w:r>
+              <w:rPr>
+                <w:b/>
+                <w:color w:val="FFFFFF"/>
+                <w:sz w:val="19"/>
+              </w:rPr>
+              <w:t>Phase</w:t>
+            </w:r>
+          </w:p>
+        </w:tc>
+        <w:tc>
+          <w:tcPr>
+            <w:tcW w:w="1667" w:type="pct"/>
+            <w:tcBorders>
+              <w:top w:val="single" w:sz="2" w:space="0" w:color="CCCCCC"/>
+              <w:bottom w:val="single" w:sz="4" w:space="0" w:color="auto"/>
+            </w:tcBorders>
+            <w:shd w:val="clear" w:color="auto" w:fill="26426B"/>
+          </w:tcPr>
+          <w:p>
+            <w:pPr>
+              <w:rPr>
+                <w:b/>
+                <w:color w:val="FFFFFF"/>
+                <w:sz w:val="19"/>
+              </w:rPr>
+            </w:pPr>
+            <w:r>
+              <w:rPr>
+                <w:b/>
+                <w:color w:val="FFFFFF"/>
+                <w:sz w:val="19"/>
+              </w:rPr>
+              <w:t>Purpose</w:t>
+            </w:r>
+          </w:p>
+        </w:tc>
+        <w:tc>
+          <w:tcPr>
+            <w:tcW w:w="1667" w:type="pct"/>
+            <w:tcBorders>
+              <w:top w:val="single" w:sz="2" w:space="0" w:color="CCCCCC"/>
+              <w:bottom w:val="single" w:sz="4" w:space="0" w:color="auto"/>
+            </w:tcBorders>
+            <w:shd w:val="clear" w:color="auto" w:fill="26426B"/>
+          </w:tcPr>
+          <w:p>
+            <w:pPr>
+              <w:rPr>
+                <w:b/>
+                <w:color w:val="FFFFFF"/>
+                <w:sz w:val="19"/>
+              </w:rPr>
+            </w:pPr>
+            <w:r>
+              <w:rPr>
+                <w:b/>
+                <w:color w:val="FFFFFF"/>
+                <w:sz w:val="19"/>
+              </w:rPr>
+              <w:t>Key action</w:t>
+            </w:r>
+          </w:p>
+        </w:tc>
+      </w:tr>
+      <w:tr>
+        <w:tc>
+          <w:tcPr>
+            <w:tcW w:w="1667" w:type="pct"/>
+            <w:tcBorders>
+              <w:top w:val="single" w:sz="4" w:space="0" w:color="auto"/>
+              <w:bottom w:val="single" w:sz="4" w:space="0" w:color="auto"/>
+            </w:tcBorders>
+          </w:tcPr>
+          <w:p>
+            <w:pPr>
+              <w:rPr>
+                <w:sz w:val="19"/>
+              </w:rPr>
+            </w:pPr>
+            <w:r>
+              <w:rPr>
+                <w:sz w:val="19"/>
+              </w:rPr>
+              <w:t>SEED</w:t>
+            </w:r>
+          </w:p>
+        </w:tc>
+        <w:tc>
+          <w:tcPr>
+            <w:tcW w:w="1667" w:type="pct"/>
+            <w:tcBorders>
+              <w:top w:val="single" w:sz="4" w:space="0" w:color="auto"/>
+              <w:bottom w:val="single" w:sz="4" w:space="0" w:color="auto"/>
+            </w:tcBorders>
+          </w:tcPr>
+          <w:p>
+            <w:pPr>
+              <w:rPr>
+                <w:sz w:val="19"/>
+              </w:rPr>
+            </w:pPr>
+            <w:r>
+              <w:rPr>
+                <w:sz w:val="19"/>
+              </w:rPr>
+              <w:t>Define the real problem and root need.</w:t>
+            </w:r>
+          </w:p>
+        </w:tc>
+        <w:tc>
+          <w:tcPr>
+            <w:tcW w:w="1667" w:type="pct"/>
+            <w:tcBorders>
+              <w:top w:val="single" w:sz="4" w:space="0" w:color="auto"/>
+              <w:bottom w:val="single" w:sz="4" w:space="0" w:color="auto"/>
+            </w:tcBorders>
+          </w:tcPr>
+          <w:p>
+            <w:pPr>
+              <w:rPr>
+                <w:sz w:val="19"/>
+              </w:rPr>
+            </w:pPr>
+            <w:r>
+              <w:rPr>
+                <w:sz w:val="19"/>
+              </w:rPr>
+              <w:t>Run 5 Whys, answer the 5Ws, write a one-paragraph seed statement.</w:t>
+            </w:r>
+          </w:p>
+        </w:tc>
+      </w:tr>
+      <w:tr>
+        <w:tc>
+          <w:tcPr>
+            <w:tcW w:w="1667" w:type="pct"/>
+            <w:tcBorders>
+              <w:top w:val="single" w:sz="4" w:space="0" w:color="auto"/>
+              <w:bottom w:val="single" w:sz="4" w:space="0" w:color="auto"/>
+            </w:tcBorders>
+            <w:shd w:val="clear" w:color="auto" w:fill="F1F6FA"/>
+          </w:tcPr>
+          <w:p>
+            <w:pPr>
+              <w:rPr>
+                <w:sz w:val="19"/>
+              </w:rPr>
+            </w:pPr>
+            <w:r>
+              <w:rPr>
+                <w:sz w:val="19"/>
+              </w:rPr>
+              <w:t>NOURISH</w:t>
+            </w:r>
+          </w:p>
+        </w:tc>
+        <w:tc>
+          <w:tcPr>
+            <w:tcW w:w="1667" w:type="pct"/>
+            <w:tcBorders>
+              <w:top w:val="single" w:sz="4" w:space="0" w:color="auto"/>
+              <w:bottom w:val="single" w:sz="4" w:space="0" w:color="auto"/>
+            </w:tcBorders>
+            <w:shd w:val="clear" w:color="auto" w:fill="F1F6FA"/>
+          </w:tcPr>
+          <w:p>
+            <w:pPr>
+              <w:rPr>
+                <w:sz w:val="19"/>
+              </w:rPr>
+            </w:pPr>
+            <w:r>
+              <w:rPr>
+                <w:sz w:val="19"/>
+              </w:rPr>
+              <w:t>Load every piece of relevant context.</w:t>
+            </w:r>
+          </w:p>
+        </w:tc>
+        <w:tc>
+          <w:tcPr>
+            <w:tcW w:w="1667" w:type="pct"/>
+            <w:tcBorders>
+              <w:top w:val="single" w:sz="4" w:space="0" w:color="auto"/>
+              <w:bottom w:val="single" w:sz="4" w:space="0" w:color="auto"/>
+            </w:tcBorders>
+            <w:shd w:val="clear" w:color="auto" w:fill="F1F6FA"/>
+          </w:tcPr>
+          <w:p>
+            <w:pPr>
+              <w:rPr>
+                <w:sz w:val="19"/>
+              </w:rPr>
+            </w:pPr>
+            <w:r>
+              <w:rPr>
+                <w:sz w:val="19"/>
+              </w:rPr>
+              <w:t>Gather prior art, constraints, stakeholder notes. Ask AI what is missing.</w:t>
+            </w:r>
+          </w:p>
+        </w:tc>
+      </w:tr>
+      <w:tr>
+        <w:tc>
+          <w:tcPr>
+            <w:tcW w:w="1667" w:type="pct"/>
+            <w:tcBorders>
+              <w:top w:val="single" w:sz="4" w:space="0" w:color="auto"/>
+              <w:bottom w:val="single" w:sz="4" w:space="0" w:color="auto"/>
+            </w:tcBorders>
+          </w:tcPr>
+          <w:p>
+            <w:pPr>
+              <w:rPr>
+                <w:sz w:val="19"/>
+              </w:rPr>
+            </w:pPr>
+            <w:r>
+              <w:rPr>
+                <w:sz w:val="19"/>
+              </w:rPr>
+              <w:t>GROW</w:t>
+            </w:r>
+          </w:p>
+        </w:tc>
+        <w:tc>
+          <w:tcPr>
+            <w:tcW w:w="1667" w:type="pct"/>
+            <w:tcBorders>
+              <w:top w:val="single" w:sz="4" w:space="0" w:color="auto"/>
+              <w:bottom w:val="single" w:sz="4" w:space="0" w:color="auto"/>
+            </w:tcBorders>
+          </w:tcPr>
+          <w:p>
+            <w:pPr>
+              <w:rPr>
+                <w:sz w:val="19"/>
+              </w:rPr>
+            </w:pPr>
+            <w:r>
+              <w:rPr>
+                <w:sz w:val="19"/>
+              </w:rPr>
+              <w:t>Generate directional drafts and options.</w:t>
+            </w:r>
+          </w:p>
+        </w:tc>
+        <w:tc>
+          <w:tcPr>
+            <w:tcW w:w="1667" w:type="pct"/>
+            <w:tcBorders>
+              <w:top w:val="single" w:sz="4" w:space="0" w:color="auto"/>
+              <w:bottom w:val="single" w:sz="4" w:space="0" w:color="auto"/>
+            </w:tcBorders>
+          </w:tcPr>
+          <w:p>
+            <w:pPr>
+              <w:rPr>
+                <w:sz w:val="19"/>
+              </w:rPr>
+            </w:pPr>
+            <w:r>
+              <w:rPr>
+                <w:sz w:val="19"/>
+              </w:rPr>
+              <w:t>Ask for conservative, ambitious, and unconventional approaches. Iterate.</w:t>
+            </w:r>
+          </w:p>
+        </w:tc>
+      </w:tr>
+      <w:tr>
+        <w:tc>
+          <w:tcPr>
+            <w:tcW w:w="1667" w:type="pct"/>
+            <w:tcBorders>
+              <w:top w:val="single" w:sz="4" w:space="0" w:color="auto"/>
+              <w:bottom w:val="single" w:sz="4" w:space="0" w:color="auto"/>
+            </w:tcBorders>
+            <w:shd w:val="clear" w:color="auto" w:fill="F1F6FA"/>
+          </w:tcPr>
+          <w:p>
+            <w:pPr>
+              <w:rPr>
+                <w:sz w:val="19"/>
+              </w:rPr>
+            </w:pPr>
+            <w:r>
+              <w:rPr>
+                <w:sz w:val="19"/>
+              </w:rPr>
+              <w:t>PRUNE</w:t>
+            </w:r>
+          </w:p>
+        </w:tc>
+        <w:tc>
+          <w:tcPr>
+            <w:tcW w:w="1667" w:type="pct"/>
+            <w:tcBorders>
+              <w:top w:val="single" w:sz="4" w:space="0" w:color="auto"/>
+              <w:bottom w:val="single" w:sz="4" w:space="0" w:color="auto"/>
+            </w:tcBorders>
+            <w:shd w:val="clear" w:color="auto" w:fill="F1F6FA"/>
+          </w:tcPr>
+          <w:p>
+            <w:pPr>
+              <w:rPr>
+                <w:sz w:val="19"/>
+              </w:rPr>
+            </w:pPr>
+            <w:r>
+              <w:rPr>
+                <w:sz w:val="19"/>
+              </w:rPr>
+              <w:t>Critique, tighten, and reduce risk.</w:t>
+            </w:r>
+          </w:p>
+        </w:tc>
+        <w:tc>
+          <w:tcPr>
+            <w:tcW w:w="1667" w:type="pct"/>
+            <w:tcBorders>
+              <w:top w:val="single" w:sz="4" w:space="0" w:color="auto"/>
+              <w:bottom w:val="single" w:sz="4" w:space="0" w:color="auto"/>
+            </w:tcBorders>
+            <w:shd w:val="clear" w:color="auto" w:fill="F1F6FA"/>
+          </w:tcPr>
+          <w:p>
+            <w:pPr>
+              <w:rPr>
+                <w:sz w:val="19"/>
+              </w:rPr>
+            </w:pPr>
+            <w:r>
+              <w:rPr>
+                <w:sz w:val="19"/>
+              </w:rPr>
+              <w:t>Restate the seed, ask AI to score 1-10, fix gaps and logical errors.</w:t>
+            </w:r>
+          </w:p>
+        </w:tc>
+      </w:tr>
+      <w:tr>
+        <w:tc>
+          <w:tcPr>
+            <w:tcW w:w="1667" w:type="pct"/>
+            <w:tcBorders>
+              <w:top w:val="single" w:sz="4" w:space="0" w:color="auto"/>
+              <w:bottom w:val="single" w:sz="4" w:space="0" w:color="auto"/>
+            </w:tcBorders>
+          </w:tcPr>
+          <w:p>
+            <w:pPr>
+              <w:rPr>
+                <w:sz w:val="19"/>
+              </w:rPr>
+            </w:pPr>
+            <w:r>
+              <w:rPr>
+                <w:sz w:val="19"/>
+              </w:rPr>
+              <w:t>REPOT</w:t>
+            </w:r>
+          </w:p>
+        </w:tc>
+        <w:tc>
+          <w:tcPr>
+            <w:tcW w:w="1667" w:type="pct"/>
+            <w:tcBorders>
+              <w:top w:val="single" w:sz="4" w:space="0" w:color="auto"/>
+              <w:bottom w:val="single" w:sz="4" w:space="0" w:color="auto"/>
+            </w:tcBorders>
+          </w:tcPr>
+          <w:p>
+            <w:pPr>
+              <w:rPr>
+                <w:sz w:val="19"/>
+              </w:rPr>
+            </w:pPr>
+            <w:r>
+              <w:rPr>
+                <w:sz w:val="19"/>
+              </w:rPr>
+              <w:t>Restructure scope or architecture deliberately.</w:t>
+            </w:r>
+          </w:p>
+        </w:tc>
+        <w:tc>
+          <w:tcPr>
+            <w:tcW w:w="1667" w:type="pct"/>
+            <w:tcBorders>
+              <w:top w:val="single" w:sz="4" w:space="0" w:color="auto"/>
+              <w:bottom w:val="single" w:sz="4" w:space="0" w:color="auto"/>
+            </w:tcBorders>
+          </w:tcPr>
+          <w:p>
+            <w:pPr>
+              <w:rPr>
+                <w:sz w:val="19"/>
+              </w:rPr>
+            </w:pPr>
+            <w:r>
+              <w:rPr>
+                <w:sz w:val="19"/>
+              </w:rPr>
+              <w:t>Compare constrain vs. expand vs. split options with effort and risk.</w:t>
+            </w:r>
+          </w:p>
+        </w:tc>
+      </w:tr>
+      <w:tr>
+        <w:tc>
+          <w:tcPr>
+            <w:tcW w:w="1667" w:type="pct"/>
+            <w:tcBorders>
+              <w:top w:val="single" w:sz="4" w:space="0" w:color="auto"/>
+              <w:bottom w:val="single" w:sz="4" w:space="0" w:color="auto"/>
+            </w:tcBorders>
+            <w:shd w:val="clear" w:color="auto" w:fill="F1F6FA"/>
+          </w:tcPr>
+          <w:p>
+            <w:pPr>
+              <w:rPr>
+                <w:sz w:val="19"/>
+              </w:rPr>
+            </w:pPr>
+            <w:r>
+              <w:rPr>
+                <w:sz w:val="19"/>
+              </w:rPr>
+              <w:t>COMPOST</w:t>
+            </w:r>
+          </w:p>
+        </w:tc>
+        <w:tc>
+          <w:tcPr>
+            <w:tcW w:w="1667" w:type="pct"/>
+            <w:tcBorders>
+              <w:top w:val="single" w:sz="4" w:space="0" w:color="auto"/>
+              <w:bottom w:val="single" w:sz="4" w:space="0" w:color="auto"/>
+            </w:tcBorders>
+            <w:shd w:val="clear" w:color="auto" w:fill="F1F6FA"/>
+          </w:tcPr>
+          <w:p>
+            <w:pPr>
+              <w:rPr>
+                <w:sz w:val="19"/>
+              </w:rPr>
+            </w:pPr>
+            <w:r>
+              <w:rPr>
+                <w:sz w:val="19"/>
+              </w:rPr>
+              <w:t>Extract learnings and restart smarter.</w:t>
+            </w:r>
+          </w:p>
+        </w:tc>
+        <w:tc>
+          <w:tcPr>
+            <w:tcW w:w="1667" w:type="pct"/>
+            <w:tcBorders>
+              <w:top w:val="single" w:sz="4" w:space="0" w:color="auto"/>
+              <w:bottom w:val="single" w:sz="4" w:space="0" w:color="auto"/>
+            </w:tcBorders>
+            <w:shd w:val="clear" w:color="auto" w:fill="F1F6FA"/>
+          </w:tcPr>
+          <w:p>
+            <w:pPr>
+              <w:rPr>
+                <w:sz w:val="19"/>
+              </w:rPr>
+            </w:pPr>
+            <w:r>
+              <w:rPr>
+                <w:sz w:val="19"/>
+              </w:rPr>
+              <w:t>List validated and invalidated assumptions. Write a stronger new seed.</w:t>
+            </w:r>
+          </w:p>
+        </w:tc>
+      </w:tr>
+      <w:tr>
+        <w:tc>
+          <w:tcPr>
+            <w:tcW w:w="1667" w:type="pct"/>
+            <w:tcBorders>
+              <w:top w:val="single" w:sz="4" w:space="0" w:color="auto"/>
+            </w:tcBorders>
+          </w:tcPr>
+          <w:p>
+            <w:pPr>
+              <w:rPr>
+                <w:sz w:val="19"/>
+              </w:rPr>
+            </w:pPr>
+            <w:r>
+              <w:rPr>
+                <w:sz w:val="19"/>
+              </w:rPr>
+              <w:t>CULTIVATE</w:t>
+            </w:r>
+          </w:p>
+        </w:tc>
+        <w:tc>
+          <w:tcPr>
+            <w:tcW w:w="1667" w:type="pct"/>
+            <w:tcBorders>
+              <w:top w:val="single" w:sz="4" w:space="0" w:color="auto"/>
+            </w:tcBorders>
+          </w:tcPr>
+          <w:p>
+            <w:pPr>
+              <w:rPr>
+                <w:sz w:val="19"/>
+              </w:rPr>
+            </w:pPr>
+            <w:r>
+              <w:rPr>
+                <w:sz w:val="19"/>
+              </w:rPr>
+              <w:t>Manage multiple active projects as a portfolio.</w:t>
+            </w:r>
+          </w:p>
+        </w:tc>
+        <w:tc>
+          <w:tcPr>
+            <w:tcW w:w="1667" w:type="pct"/>
+            <w:tcBorders>
+              <w:top w:val="single" w:sz="4" w:space="0" w:color="auto"/>
+            </w:tcBorders>
+          </w:tcPr>
+          <w:p>
+            <w:pPr>
+              <w:rPr>
+                <w:sz w:val="19"/>
+              </w:rPr>
+            </w:pPr>
+            <w:r>
+              <w:rPr>
+                <w:sz w:val="19"/>
+              </w:rPr>
+              <w:t>Weekly review: compare progress, flag risks, cross-pollinate insights.</w:t>
+            </w:r>
+          </w:p>
+          <w:p>
+            <w:pPr>
+              <w:rPr>
+                <w:sz w:val="19"/>
+              </w:rPr>
+            </w:pPr>
+          </w:p>
+        </w:tc>
+      </w:tr>
+    </w:tbl>
+    <w:p>
+      <w:pPr>
         <w:rPr>
-          <w:sz w:val="22"/>
+          <w:sz w:val="8"/>
         </w:rPr>
       </w:pPr>
-      <w:r>
-        <w:rPr>
-          <w:sz w:val="22"/>
-        </w:rPr>
-        <w:t>npx -y @the-living-project/the-living-project-cli upgrade</w:t>
-      </w:r>
-    </w:p>
-    <w:p>
-      <w:pPr>
-        <w:pStyle w:val="ListParagraph"/>
-        <w:numPr>
-          <w:ilvl w:val="0"/>
-          <w:numId w:val="1"/>
-        </w:numPr>
-        <w:spacing w:after="120"/>
-        <w:rPr>
-          <w:sz w:val="22"/>
-        </w:rPr>
-      </w:pPr>
-      <w:r>
-        <w:rPr>
-          <w:sz w:val="22"/>
-        </w:rPr>
-        <w:t>npx -y @the-living-project/the-living-project-cli doctor</w:t>
-      </w:r>
-    </w:p>
-    <w:p>
-      <w:pPr>
-        <w:pStyle w:val="ListParagraph"/>
-        <w:numPr>
-          <w:ilvl w:val="0"/>
-          <w:numId w:val="1"/>
-        </w:numPr>
-        <w:spacing w:after="120"/>
-        <w:rPr>
-          <w:b/>
-          <w:sz w:val="28"/>
-        </w:rPr>
-      </w:pPr>
-      <w:r>
-        <w:rPr>
-          <w:b/>
-          <w:sz w:val="28"/>
-        </w:rPr>
-        <w:t>Release model</w:t>
-      </w:r>
-    </w:p>
-    <w:p>
-      <w:pPr>
-        <w:spacing w:after="0"/>
-        <w:ind w:left="360"/>
-        <w:rPr>
-          <w:b/>
-          <w:sz w:val="22"/>
-        </w:rPr>
-      </w:pPr>
-      <w:r>
-        <w:rPr>
-          <w:b/>
-          <w:sz w:val="22"/>
-        </w:rPr>
-        <w:t>GitHub is the source of truth for changes and releases.</w:t>
+    </w:p>
+    <w:p/>
+    <w:p>
+      <w:pPr>
+        <w:pStyle w:val="Heading2"/>
+      </w:pPr>
+      <w:r>
+        <w:t>How to know where to start</w:t>
       </w:r>
     </w:p>
     <w:p>
@@ -1010,35 +1425,19 @@
           <w:ilvl w:val="0"/>
           <w:numId w:val="2"/>
         </w:numPr>
-        <w:spacing w:after="0"/>
-        <w:rPr>
-          <w:b/>
-          <w:sz w:val="22"/>
-        </w:rPr>
-      </w:pPr>
-      <w:r>
-        <w:rPr>
-          <w:b/>
-          <w:sz w:val="22"/>
-        </w:rPr>
-        <w:t>npm is the public distribution channel.</w:t>
-      </w:r>
-    </w:p>
-    <w:p>
-      <w:pPr>
-        <w:spacing w:after="0"/>
+        <w:spacing w:after="60"/>
+      </w:pPr>
+      <w:r>
+        <w:t>New project or fuzzy idea: start with SEED.</w:t>
+      </w:r>
+    </w:p>
+    <w:p>
+      <w:pPr>
+        <w:spacing w:after="60"/>
         <w:ind w:left="360"/>
-        <w:rPr>
-          <w:b/>
-          <w:sz w:val="22"/>
-        </w:rPr>
-      </w:pPr>
-      <w:r>
-        <w:rPr>
-          <w:b/>
-          <w:sz w:val="22"/>
-        </w:rPr>
-        <w:t>Trusted publishing is configured for tagged GitHub releases.</w:t>
+      </w:pPr>
+      <w:r>
+        <w:t>You already have notes, emails, requirements, or research: move into NOURISH.</w:t>
       </w:r>
     </w:p>
     <w:p>
@@ -1048,18 +1447,19 @@
           <w:ilvl w:val="0"/>
           <w:numId w:val="2"/>
         </w:numPr>
-        <w:spacing w:after="0"/>
-        <w:rPr>
-          <w:b/>
-          <w:sz w:val="22"/>
-        </w:rPr>
-      </w:pPr>
-      <w:r>
-        <w:rPr>
-          <w:b/>
-          <w:sz w:val="22"/>
-        </w:rPr>
-        <w:t>The standard release tag format is living-project-vX.Y.Z.</w:t>
+        <w:spacing w:after="60"/>
+      </w:pPr>
+      <w:r>
+        <w:t>You need a first draft, multiple options, or a working prototype: move into GROW.</w:t>
+      </w:r>
+    </w:p>
+    <w:p>
+      <w:pPr>
+        <w:spacing w:after="60"/>
+        <w:ind w:left="360"/>
+      </w:pPr>
+      <w:r>
+        <w:t>You already have output and want it reviewed or improved: move into PRUNE.</w:t>
       </w:r>
     </w:p>
     <w:p>
@@ -1069,12 +1469,20 @@
           <w:ilvl w:val="0"/>
           <w:numId w:val="2"/>
         </w:numPr>
-        <w:spacing w:after="0"/>
-        <w:rPr>
-          <w:b/>
-          <w:sz w:val="22"/>
-        </w:rPr>
-      </w:pPr>
+        <w:spacing w:after="60"/>
+      </w:pPr>
+      <w:r>
+        <w:t>Scope is drifting or the architecture feels too small: use REPOT.</w:t>
+      </w:r>
+    </w:p>
+    <w:p>
+      <w:pPr>
+        <w:spacing w:after="60"/>
+        <w:ind w:left="360"/>
+      </w:pPr>
+      <w:r>
+        <w:t>The current direction is failing or assumptions were invalidated: use COMPOST.</w:t>
+      </w:r>
     </w:p>
     <w:p>
       <w:pPr>
@@ -1083,12 +1491,11 @@
           <w:ilvl w:val="0"/>
           <w:numId w:val="2"/>
         </w:numPr>
-        <w:spacing w:after="0"/>
-        <w:rPr>
-          <w:b/>
-          <w:sz w:val="22"/>
-        </w:rPr>
-      </w:pPr>
+        <w:spacing w:after="60"/>
+      </w:pPr>
+      <w:r>
+        <w:t>You need to compare projects, set priorities, or decide where attention should go: use CULTIVATE.</w:t>
+      </w:r>
     </w:p>
     <w:p>
       <w:pPr>
@@ -1097,16 +1504,760 @@
           <w:ilvl w:val="0"/>
           <w:numId w:val="2"/>
         </w:numPr>
-        <w:spacing w:after="0"/>
+        <w:spacing w:after="80"/>
         <w:rPr>
-          <w:b/>
-          <w:sz w:val="22"/>
+          <w:sz w:val="8"/>
         </w:rPr>
+      </w:pPr>
+    </w:p>
+    <w:p>
+      <w:pPr>
+        <w:pStyle w:val="ListParagraph"/>
+        <w:numPr>
+          <w:ilvl w:val="0"/>
+          <w:numId w:val="2"/>
+        </w:numPr>
+        <w:spacing w:after="60"/>
+      </w:pPr>
+    </w:p>
+    <w:p>
+      <w:pPr>
+        <w:pStyle w:val="Heading2"/>
+      </w:pPr>
+      <w:r>
+        <w:t>CLI commands</w:t>
+      </w:r>
+    </w:p>
+    <w:tbl>
+      <w:tblPr>
+        <w:tblW w:w="5000" w:type="pct"/>
+        <w:tblBorders>
+          <w:top w:val="single" w:sz="2" w:space="0" w:color="CCCCCC"/>
+          <w:left w:val="single" w:sz="2" w:space="0" w:color="CCCCCC"/>
+          <w:bottom w:val="single" w:sz="2" w:space="0" w:color="CCCCCC"/>
+          <w:right w:val="single" w:sz="2" w:space="0" w:color="CCCCCC"/>
+          <w:insideH w:val="single" w:sz="4" w:space="0" w:color="auto"/>
+          <w:insideV w:val="single" w:sz="4" w:space="0" w:color="auto"/>
+        </w:tblBorders>
+        <w:tblCellMar>
+          <w:top w:w="80" w:type="dxa"/>
+          <w:left w:w="120" w:type="dxa"/>
+          <w:bottom w:w="80" w:type="dxa"/>
+          <w:right w:w="120" w:type="dxa"/>
+        </w:tblCellMar>
+        <w:tblLook w:val="0000" w:firstRow="0" w:lastRow="0" w:firstColumn="0" w:lastColumn="0" w:noHBand="0" w:noVBand="0"/>
+      </w:tblPr>
+      <w:tblGrid>
+        <w:gridCol w:w="4821"/>
+        <w:gridCol w:w="4821"/>
+      </w:tblGrid>
+      <w:tr>
+        <w:trPr>
+          <w:tblHeader/>
+        </w:trPr>
+        <w:tc>
+          <w:tcPr>
+            <w:tcW w:w="2500" w:type="pct"/>
+            <w:tcBorders>
+              <w:top w:val="single" w:sz="2" w:space="0" w:color="CCCCCC"/>
+              <w:bottom w:val="single" w:sz="4" w:space="0" w:color="auto"/>
+            </w:tcBorders>
+            <w:shd w:val="clear" w:color="auto" w:fill="26426B"/>
+          </w:tcPr>
+          <w:p>
+            <w:pPr>
+              <w:rPr>
+                <w:b/>
+                <w:color w:val="FFFFFF"/>
+                <w:sz w:val="19"/>
+              </w:rPr>
+            </w:pPr>
+            <w:r>
+              <w:rPr>
+                <w:b/>
+                <w:color w:val="FFFFFF"/>
+                <w:sz w:val="19"/>
+              </w:rPr>
+              <w:t>Command</w:t>
+            </w:r>
+          </w:p>
+        </w:tc>
+        <w:tc>
+          <w:tcPr>
+            <w:tcW w:w="2500" w:type="pct"/>
+            <w:tcBorders>
+              <w:top w:val="single" w:sz="2" w:space="0" w:color="CCCCCC"/>
+              <w:bottom w:val="single" w:sz="4" w:space="0" w:color="auto"/>
+            </w:tcBorders>
+            <w:shd w:val="clear" w:color="auto" w:fill="26426B"/>
+          </w:tcPr>
+          <w:p>
+            <w:pPr>
+              <w:rPr>
+                <w:b/>
+                <w:color w:val="FFFFFF"/>
+                <w:sz w:val="19"/>
+              </w:rPr>
+            </w:pPr>
+            <w:r>
+              <w:rPr>
+                <w:b/>
+                <w:color w:val="FFFFFF"/>
+                <w:sz w:val="19"/>
+              </w:rPr>
+              <w:t>What it does</w:t>
+            </w:r>
+          </w:p>
+        </w:tc>
+      </w:tr>
+      <w:tr>
+        <w:tc>
+          <w:tcPr>
+            <w:tcW w:w="2500" w:type="pct"/>
+            <w:tcBorders>
+              <w:top w:val="single" w:sz="4" w:space="0" w:color="auto"/>
+              <w:bottom w:val="single" w:sz="4" w:space="0" w:color="auto"/>
+            </w:tcBorders>
+          </w:tcPr>
+          <w:p>
+            <w:pPr>
+              <w:rPr>
+                <w:sz w:val="19"/>
+              </w:rPr>
+            </w:pPr>
+            <w:r>
+              <w:rPr>
+                <w:sz w:val="19"/>
+              </w:rPr>
+              <w:t>npx -y @the-living-project/the-living-project-cli init</w:t>
+            </w:r>
+          </w:p>
+        </w:tc>
+        <w:tc>
+          <w:tcPr>
+            <w:tcW w:w="2500" w:type="pct"/>
+            <w:tcBorders>
+              <w:top w:val="single" w:sz="4" w:space="0" w:color="auto"/>
+              <w:bottom w:val="single" w:sz="4" w:space="0" w:color="auto"/>
+            </w:tcBorders>
+          </w:tcPr>
+          <w:p>
+            <w:pPr>
+              <w:rPr>
+                <w:sz w:val="19"/>
+              </w:rPr>
+            </w:pPr>
+            <w:r>
+              <w:rPr>
+                <w:sz w:val="19"/>
+              </w:rPr>
+              <w:t>Create a new workspace with full framework files and Codex skill.</w:t>
+            </w:r>
+          </w:p>
+        </w:tc>
+      </w:tr>
+      <w:tr>
+        <w:tc>
+          <w:tcPr>
+            <w:tcW w:w="2500" w:type="pct"/>
+            <w:tcBorders>
+              <w:top w:val="single" w:sz="4" w:space="0" w:color="auto"/>
+              <w:bottom w:val="single" w:sz="4" w:space="0" w:color="auto"/>
+            </w:tcBorders>
+            <w:shd w:val="clear" w:color="auto" w:fill="F1F6FA"/>
+          </w:tcPr>
+          <w:p>
+            <w:pPr>
+              <w:rPr>
+                <w:sz w:val="19"/>
+              </w:rPr>
+            </w:pPr>
+            <w:r>
+              <w:rPr>
+                <w:sz w:val="19"/>
+              </w:rPr>
+              <w:t>npx -y @the-living-project/the-living-project-cli init "Name"</w:t>
+            </w:r>
+          </w:p>
+        </w:tc>
+        <w:tc>
+          <w:tcPr>
+            <w:tcW w:w="2500" w:type="pct"/>
+            <w:tcBorders>
+              <w:top w:val="single" w:sz="4" w:space="0" w:color="auto"/>
+              <w:bottom w:val="single" w:sz="4" w:space="0" w:color="auto"/>
+            </w:tcBorders>
+            <w:shd w:val="clear" w:color="auto" w:fill="F1F6FA"/>
+          </w:tcPr>
+          <w:p>
+            <w:pPr>
+              <w:rPr>
+                <w:sz w:val="19"/>
+              </w:rPr>
+            </w:pPr>
+            <w:r>
+              <w:rPr>
+                <w:sz w:val="19"/>
+              </w:rPr>
+              <w:t>Create a named workspace folder.</w:t>
+            </w:r>
+          </w:p>
+        </w:tc>
+      </w:tr>
+      <w:tr>
+        <w:tc>
+          <w:tcPr>
+            <w:tcW w:w="2500" w:type="pct"/>
+            <w:tcBorders>
+              <w:top w:val="single" w:sz="4" w:space="0" w:color="auto"/>
+              <w:bottom w:val="single" w:sz="4" w:space="0" w:color="auto"/>
+            </w:tcBorders>
+          </w:tcPr>
+          <w:p>
+            <w:pPr>
+              <w:rPr>
+                <w:sz w:val="19"/>
+              </w:rPr>
+            </w:pPr>
+            <w:r>
+              <w:rPr>
+                <w:sz w:val="19"/>
+              </w:rPr>
+              <w:t>npx -y @the-living-project/the-living-project-cli init --here</w:t>
+            </w:r>
+          </w:p>
+        </w:tc>
+        <w:tc>
+          <w:tcPr>
+            <w:tcW w:w="2500" w:type="pct"/>
+            <w:tcBorders>
+              <w:top w:val="single" w:sz="4" w:space="0" w:color="auto"/>
+              <w:bottom w:val="single" w:sz="4" w:space="0" w:color="auto"/>
+            </w:tcBorders>
+          </w:tcPr>
+          <w:p>
+            <w:pPr>
+              <w:rPr>
+                <w:sz w:val="19"/>
+              </w:rPr>
+            </w:pPr>
+            <w:r>
+              <w:rPr>
+                <w:sz w:val="19"/>
+              </w:rPr>
+              <w:t>Install into the current directory.</w:t>
+            </w:r>
+          </w:p>
+        </w:tc>
+      </w:tr>
+      <w:tr>
+        <w:tc>
+          <w:tcPr>
+            <w:tcW w:w="2500" w:type="pct"/>
+            <w:tcBorders>
+              <w:top w:val="single" w:sz="4" w:space="0" w:color="auto"/>
+              <w:bottom w:val="single" w:sz="4" w:space="0" w:color="auto"/>
+            </w:tcBorders>
+            <w:shd w:val="clear" w:color="auto" w:fill="F1F6FA"/>
+          </w:tcPr>
+          <w:p>
+            <w:pPr>
+              <w:rPr>
+                <w:sz w:val="19"/>
+              </w:rPr>
+            </w:pPr>
+            <w:r>
+              <w:rPr>
+                <w:sz w:val="19"/>
+              </w:rPr>
+              <w:t>npx -y @the-living-project/the-living-project-cli upgrade</w:t>
+            </w:r>
+          </w:p>
+        </w:tc>
+        <w:tc>
+          <w:tcPr>
+            <w:tcW w:w="2500" w:type="pct"/>
+            <w:tcBorders>
+              <w:top w:val="single" w:sz="4" w:space="0" w:color="auto"/>
+              <w:bottom w:val="single" w:sz="4" w:space="0" w:color="auto"/>
+            </w:tcBorders>
+            <w:shd w:val="clear" w:color="auto" w:fill="F1F6FA"/>
+          </w:tcPr>
+          <w:p>
+            <w:pPr>
+              <w:rPr>
+                <w:sz w:val="19"/>
+              </w:rPr>
+            </w:pPr>
+            <w:r>
+              <w:rPr>
+                <w:sz w:val="19"/>
+              </w:rPr>
+              <w:t>Refresh managed framework files while preserving user work.</w:t>
+            </w:r>
+          </w:p>
+        </w:tc>
+      </w:tr>
+      <w:tr>
+        <w:tc>
+          <w:tcPr>
+            <w:tcW w:w="2500" w:type="pct"/>
+            <w:tcBorders>
+              <w:top w:val="single" w:sz="4" w:space="0" w:color="auto"/>
+              <w:bottom w:val="single" w:sz="4" w:space="0" w:color="auto"/>
+            </w:tcBorders>
+          </w:tcPr>
+          <w:p>
+            <w:pPr>
+              <w:rPr>
+                <w:sz w:val="19"/>
+              </w:rPr>
+            </w:pPr>
+            <w:r>
+              <w:rPr>
+                <w:sz w:val="19"/>
+              </w:rPr>
+              <w:t>npx -y @the-living-project/the-living-project-cli upgrade --here</w:t>
+            </w:r>
+          </w:p>
+        </w:tc>
+        <w:tc>
+          <w:tcPr>
+            <w:tcW w:w="2500" w:type="pct"/>
+            <w:tcBorders>
+              <w:top w:val="single" w:sz="4" w:space="0" w:color="auto"/>
+              <w:bottom w:val="single" w:sz="4" w:space="0" w:color="auto"/>
+            </w:tcBorders>
+          </w:tcPr>
+          <w:p>
+            <w:pPr>
+              <w:rPr>
+                <w:sz w:val="19"/>
+              </w:rPr>
+            </w:pPr>
+            <w:r>
+              <w:rPr>
+                <w:sz w:val="19"/>
+              </w:rPr>
+              <w:t>Upgrade the current directory workspace.</w:t>
+            </w:r>
+          </w:p>
+        </w:tc>
+      </w:tr>
+      <w:tr>
+        <w:tc>
+          <w:tcPr>
+            <w:tcW w:w="2500" w:type="pct"/>
+            <w:tcBorders>
+              <w:top w:val="single" w:sz="4" w:space="0" w:color="auto"/>
+              <w:bottom w:val="single" w:sz="4" w:space="0" w:color="auto"/>
+            </w:tcBorders>
+            <w:shd w:val="clear" w:color="auto" w:fill="F1F6FA"/>
+          </w:tcPr>
+          <w:p>
+            <w:pPr>
+              <w:rPr>
+                <w:sz w:val="19"/>
+              </w:rPr>
+            </w:pPr>
+            <w:r>
+              <w:rPr>
+                <w:sz w:val="19"/>
+              </w:rPr>
+              <w:t>npx -y @the-living-project/the-living-project-cli doctor</w:t>
+            </w:r>
+          </w:p>
+        </w:tc>
+        <w:tc>
+          <w:tcPr>
+            <w:tcW w:w="2500" w:type="pct"/>
+            <w:tcBorders>
+              <w:top w:val="single" w:sz="4" w:space="0" w:color="auto"/>
+              <w:bottom w:val="single" w:sz="4" w:space="0" w:color="auto"/>
+            </w:tcBorders>
+            <w:shd w:val="clear" w:color="auto" w:fill="F1F6FA"/>
+          </w:tcPr>
+          <w:p>
+            <w:pPr>
+              <w:rPr>
+                <w:sz w:val="19"/>
+              </w:rPr>
+            </w:pPr>
+            <w:r>
+              <w:rPr>
+                <w:sz w:val="19"/>
+              </w:rPr>
+              <w:t>Inspect workspace and skill installation health.</w:t>
+            </w:r>
+          </w:p>
+        </w:tc>
+      </w:tr>
+      <w:tr>
+        <w:tc>
+          <w:tcPr>
+            <w:tcW w:w="2500" w:type="pct"/>
+            <w:tcBorders>
+              <w:top w:val="single" w:sz="4" w:space="0" w:color="auto"/>
+              <w:bottom w:val="single" w:sz="4" w:space="0" w:color="auto"/>
+            </w:tcBorders>
+          </w:tcPr>
+          <w:p>
+            <w:pPr>
+              <w:rPr>
+                <w:sz w:val="19"/>
+              </w:rPr>
+            </w:pPr>
+            <w:r>
+              <w:rPr>
+                <w:sz w:val="19"/>
+              </w:rPr>
+              <w:t>npx -y @the-living-project/the-living-project-cli doctor --json</w:t>
+            </w:r>
+          </w:p>
+        </w:tc>
+        <w:tc>
+          <w:tcPr>
+            <w:tcW w:w="2500" w:type="pct"/>
+            <w:tcBorders>
+              <w:top w:val="single" w:sz="4" w:space="0" w:color="auto"/>
+              <w:bottom w:val="single" w:sz="4" w:space="0" w:color="auto"/>
+            </w:tcBorders>
+          </w:tcPr>
+          <w:p>
+            <w:pPr>
+              <w:rPr>
+                <w:sz w:val="19"/>
+              </w:rPr>
+            </w:pPr>
+            <w:r>
+              <w:rPr>
+                <w:sz w:val="19"/>
+              </w:rPr>
+              <w:t>Output doctor results as machine-readable JSON.</w:t>
+            </w:r>
+          </w:p>
+        </w:tc>
+      </w:tr>
+      <w:tr>
+        <w:tc>
+          <w:tcPr>
+            <w:tcW w:w="2500" w:type="pct"/>
+            <w:tcBorders>
+              <w:top w:val="single" w:sz="4" w:space="0" w:color="auto"/>
+              <w:bottom w:val="single" w:sz="2" w:space="0" w:color="CCCCCC"/>
+            </w:tcBorders>
+            <w:shd w:val="clear" w:color="auto" w:fill="F1F6FA"/>
+          </w:tcPr>
+          <w:p>
+            <w:pPr>
+              <w:rPr>
+                <w:sz w:val="19"/>
+              </w:rPr>
+            </w:pPr>
+            <w:r>
+              <w:rPr>
+                <w:sz w:val="19"/>
+              </w:rPr>
+              <w:t>npx -y @the-living-project/the-living-project-cli help</w:t>
+            </w:r>
+          </w:p>
+        </w:tc>
+        <w:tc>
+          <w:tcPr>
+            <w:tcW w:w="2500" w:type="pct"/>
+            <w:tcBorders>
+              <w:top w:val="single" w:sz="4" w:space="0" w:color="auto"/>
+              <w:bottom w:val="single" w:sz="2" w:space="0" w:color="CCCCCC"/>
+            </w:tcBorders>
+            <w:shd w:val="clear" w:color="auto" w:fill="F1F6FA"/>
+          </w:tcPr>
+          <w:p>
+            <w:pPr>
+              <w:rPr>
+                <w:sz w:val="19"/>
+              </w:rPr>
+            </w:pPr>
+            <w:r>
+              <w:rPr>
+                <w:sz w:val="19"/>
+              </w:rPr>
+              <w:t>Show full help text with all flags and examples.</w:t>
+            </w:r>
+          </w:p>
+          <w:p>
+            <w:pPr>
+              <w:rPr>
+                <w:sz w:val="19"/>
+              </w:rPr>
+            </w:pPr>
+          </w:p>
+        </w:tc>
+      </w:tr>
+    </w:tbl>
+    <w:p>
+      <w:pPr>
+        <w:rPr>
+          <w:sz w:val="8"/>
+        </w:rPr>
+      </w:pPr>
+    </w:p>
+    <w:p/>
+    <w:p>
+      <w:pPr>
+        <w:pStyle w:val="Heading2"/>
+      </w:pPr>
+      <w:r>
+        <w:t>File naming conventions</w:t>
+      </w:r>
+    </w:p>
+    <w:p>
+      <w:pPr>
+        <w:pStyle w:val="ListParagraph"/>
+        <w:numPr>
+          <w:ilvl w:val="0"/>
+          <w:numId w:val="3"/>
+        </w:numPr>
+        <w:spacing w:after="60"/>
+      </w:pPr>
+      <w:r>
+        <w:t>Seeds: .living-project\seeds\project-name.md</w:t>
+      </w:r>
+    </w:p>
+    <w:p>
+      <w:pPr>
+        <w:spacing w:after="60"/>
+        <w:ind w:left="360"/>
+      </w:pPr>
+      <w:r>
+        <w:t>Context briefs: .living-project\context\project-name-context.md</w:t>
+      </w:r>
+    </w:p>
+    <w:p>
+      <w:pPr>
+        <w:pStyle w:val="ListParagraph"/>
+        <w:numPr>
+          <w:ilvl w:val="0"/>
+          <w:numId w:val="3"/>
+        </w:numPr>
+        <w:spacing w:after="60"/>
+      </w:pPr>
+      <w:r>
+        <w:t>Private context (git-ignored): .living-project\context\project-name.private.md</w:t>
+      </w:r>
+    </w:p>
+    <w:p>
+      <w:pPr>
+        <w:spacing w:after="60"/>
+        <w:ind w:left="360"/>
+      </w:pPr>
+      <w:r>
+        <w:t>Post-mortems: .living-project\compost\project-name-YYYY-MM-DD.md</w:t>
+      </w:r>
+    </w:p>
+    <w:p>
+      <w:pPr>
+        <w:pStyle w:val="ListParagraph"/>
+        <w:numPr>
+          <w:ilvl w:val="0"/>
+          <w:numId w:val="3"/>
+        </w:numPr>
+        <w:spacing w:after="60"/>
+      </w:pPr>
+      <w:r>
+        <w:t>Portfolio review: .living-project\cultivate-log.md</w:t>
+      </w:r>
+    </w:p>
+    <w:p>
+      <w:pPr>
+        <w:pStyle w:val="ListParagraph"/>
+        <w:numPr>
+          <w:ilvl w:val="0"/>
+          <w:numId w:val="3"/>
+        </w:numPr>
+        <w:spacing w:after="80"/>
+        <w:rPr>
+          <w:sz w:val="8"/>
+        </w:rPr>
+      </w:pPr>
+    </w:p>
+    <w:p>
+      <w:pPr>
+        <w:pStyle w:val="ListParagraph"/>
+        <w:numPr>
+          <w:ilvl w:val="0"/>
+          <w:numId w:val="3"/>
+        </w:numPr>
+        <w:spacing w:after="60"/>
+      </w:pPr>
+    </w:p>
+    <w:p>
+      <w:pPr>
+        <w:pStyle w:val="Heading2"/>
+      </w:pPr>
+      <w:r>
+        <w:t>How upgrades work</w:t>
+      </w:r>
+    </w:p>
+    <w:p>
+      <w:pPr>
+        <w:pStyle w:val="ListParagraph"/>
+        <w:numPr>
+          <w:ilvl w:val="0"/>
+          <w:numId w:val="4"/>
+        </w:numPr>
+        <w:spacing w:after="60"/>
+      </w:pPr>
+      <w:r>
+        <w:t>Managed files (phases, QUICKSTART.md, .gitignore, START-HERE.md) are refreshed to the latest version.</w:t>
+      </w:r>
+    </w:p>
+    <w:p>
+      <w:pPr>
+        <w:spacing w:after="60"/>
+        <w:ind w:left="360"/>
+      </w:pPr>
+      <w:r>
+        <w:t>User work in seeds, context, compost, and cultivate-log.md is never touched.</w:t>
+      </w:r>
+    </w:p>
+    <w:p>
+      <w:pPr>
+        <w:pStyle w:val="ListParagraph"/>
+        <w:numPr>
+          <w:ilvl w:val="0"/>
+          <w:numId w:val="4"/>
+        </w:numPr>
+        <w:spacing w:after="60"/>
+      </w:pPr>
+      <w:r>
+        <w:t>Previous managed files are backed up before replacement.</w:t>
+      </w:r>
+    </w:p>
+    <w:p>
+      <w:pPr>
+        <w:spacing w:after="60"/>
+        <w:ind w:left="360"/>
+      </w:pPr>
+      <w:r>
+        <w:t>The Codex skill is replaced and re-versioned automatically.</w:t>
+      </w:r>
+    </w:p>
+    <w:p>
+      <w:pPr>
+        <w:spacing w:after="80"/>
+        <w:ind w:left="360"/>
+        <w:rPr>
+          <w:sz w:val="8"/>
+        </w:rPr>
+      </w:pPr>
+    </w:p>
+    <w:p>
+      <w:pPr>
+        <w:spacing w:after="60"/>
+        <w:ind w:left="360"/>
+      </w:pPr>
+    </w:p>
+    <w:p>
+      <w:pPr>
+        <w:pStyle w:val="Heading2"/>
+      </w:pPr>
+      <w:r>
+        <w:t>Release model</w:t>
+      </w:r>
+    </w:p>
+    <w:p>
+      <w:pPr>
+        <w:pStyle w:val="ListParagraph"/>
+        <w:numPr>
+          <w:ilvl w:val="0"/>
+          <w:numId w:val="4"/>
+        </w:numPr>
+        <w:spacing w:after="60"/>
+      </w:pPr>
+      <w:r>
+        <w:t>npm package: @the-living-project/the-living-project-cli</w:t>
+      </w:r>
+    </w:p>
+    <w:p>
+      <w:pPr>
+        <w:spacing w:after="60"/>
+        <w:ind w:left="360"/>
+      </w:pPr>
+      <w:r>
+        <w:t>Source of truth: GitHub (The-Living-Project/the-living-project-cli)</w:t>
+      </w:r>
+    </w:p>
+    <w:p>
+      <w:pPr>
+        <w:pStyle w:val="ListParagraph"/>
+        <w:numPr>
+          <w:ilvl w:val="0"/>
+          <w:numId w:val="4"/>
+        </w:numPr>
+        <w:spacing w:after="60"/>
+      </w:pPr>
+      <w:r>
+        <w:t>Release automation: GitHub Actions with npm trusted publishing via OIDC.</w:t>
+      </w:r>
+    </w:p>
+    <w:p>
+      <w:pPr>
+        <w:spacing w:after="60"/>
+        <w:ind w:left="360"/>
+      </w:pPr>
+      <w:r>
+        <w:t>Tag format: living-project-vX.Y.Z</w:t>
+      </w:r>
+    </w:p>
+    <w:p>
+      <w:pPr>
+        <w:pStyle w:val="ListParagraph"/>
+        <w:numPr>
+          <w:ilvl w:val="0"/>
+          <w:numId w:val="4"/>
+        </w:numPr>
+        <w:spacing w:after="60"/>
+      </w:pPr>
+      <w:r>
+        <w:t>License: CC BY 4.0</w:t>
+      </w:r>
+    </w:p>
+    <w:p>
+      <w:pPr>
+        <w:pStyle w:val="ListParagraph"/>
+        <w:numPr>
+          <w:ilvl w:val="0"/>
+          <w:numId w:val="4"/>
+        </w:numPr>
+        <w:spacing w:after="80"/>
+        <w:rPr>
+          <w:sz w:val="8"/>
+        </w:rPr>
+      </w:pPr>
+    </w:p>
+    <w:p>
+      <w:pPr>
+        <w:pStyle w:val="ListParagraph"/>
+        <w:numPr>
+          <w:ilvl w:val="0"/>
+          <w:numId w:val="4"/>
+        </w:numPr>
+        <w:spacing w:after="60"/>
+      </w:pPr>
+    </w:p>
+    <w:p>
+      <w:pPr>
+        <w:pStyle w:val="ListParagraph"/>
+        <w:numPr>
+          <w:ilvl w:val="0"/>
+          <w:numId w:val="4"/>
+        </w:numPr>
+        <w:spacing w:after="60"/>
       </w:pPr>
     </w:p>
     <w:sectPr>
       <w:pgSz w:w="12240" w:h="15840"/>
-      <w:pgMar w:top="1440" w:right="1440" w:bottom="1440" w:left="1440" w:header="720" w:footer="720" w:gutter="0"/>
+      <w:pgMar w:top="1080" w:right="1296" w:bottom="1080" w:left="1296" w:header="720" w:footer="720" w:gutter="0"/>
       <w:cols w:space="720"/>
       <w:docGrid w:linePitch="360"/>
     </w:sectPr>
@@ -1117,7 +2268,7 @@
 <file path=word/numbering.xml><?xml version="1.0" encoding="utf-8"?>
 <w:numbering xmlns:wpc="http://schemas.microsoft.com/office/word/2010/wordprocessingCanvas" xmlns:cx="http://schemas.microsoft.com/office/drawing/2014/chartex" xmlns:cx1="http://schemas.microsoft.com/office/drawing/2015/9/8/chartex" xmlns:cx2="http://schemas.microsoft.com/office/drawing/2015/10/21/chartex" xmlns:cx3="http://schemas.microsoft.com/office/drawing/2016/5/9/chartex" xmlns:cx4="http://schemas.microsoft.com/office/drawing/2016/5/10/chartex" xmlns:cx5="http://schemas.microsoft.com/office/drawing/2016/5/11/chartex" xmlns:cx6="http://schemas.microsoft.com/office/drawing/2016/5/12/chartex" xmlns:cx7="http://schemas.microsoft.com/office/drawing/2016/5/13/chartex" xmlns:cx8="http://schemas.microsoft.com/office/drawing/2016/5/14/chartex" xmlns:mc="http://schemas.openxmlformats.org/markup-compatibility/2006" xmlns:aink="http://schemas.microsoft.com/office/drawing/2016/ink" xmlns:am3d="http://schemas.microsoft.com/office/drawing/2017/model3d" xmlns:o="urn:schemas-microsoft-com:office:office" xmlns:oel="http://schemas.microsoft.com/office/2019/extlst" xmlns:r="http://schemas.openxmlformats.org/officeDocument/2006/relationships" xmlns:m="http://schemas.openxmlformats.org/officeDocument/2006/math" xmlns:v="urn:schemas-microsoft-com:vml" xmlns:wp14="http://schemas.microsoft.com/office/word/2010/wordprocessingDrawing" xmlns:wp="http://schemas.openxmlformats.org/drawingml/2006/wordprocessingDrawing" xmlns:w10="urn:schemas-microsoft-com:office:word" xmlns:w="http://schemas.openxmlformats.org/wordprocessingml/2006/main" xmlns:w14="http://schemas.microsoft.com/office/word/2010/wordml" xmlns:w15="http://schemas.microsoft.com/office/word/2012/wordml" xmlns:w16cex="http://schemas.microsoft.com/office/word/2018/wordml/cex" xmlns:w16cid="http://schemas.microsoft.com/office/word/2016/wordml/cid" xmlns:w16="http://schemas.microsoft.com/office/word/2018/wordml" xmlns:w16du="http://schemas.microsoft.com/office/word/2023/wordml/word16du" xmlns:w16sdtdh="http://schemas.microsoft.com/office/word/2020/wordml/sdtdatahash" xmlns:w16sdtfl="http://schemas.microsoft.com/office/word/2024/wordml/sdtformatlock" xmlns:w16se="http://schemas.microsoft.com/office/word/2015/wordml/symex" xmlns:wpg="http://schemas.microsoft.com/office/word/2010/wordprocessingGroup" xmlns:wpi="http://schemas.microsoft.com/office/word/2010/wordprocessingInk" xmlns:wne="http://schemas.microsoft.com/office/word/2006/wordml" xmlns:wps="http://schemas.microsoft.com/office/word/2010/wordprocessingShape" mc:Ignorable="w14 w15 w16se w16cid w16 w16cex w16sdtdh w16sdtfl w16du wp14">
   <w:abstractNum w:abstractNumId="0" w15:restartNumberingAfterBreak="0">
-    <w:nsid w:val="1BA5459D"/>
+    <w:nsid w:val="12655A4C"/>
     <w:multiLevelType w:val="singleLevel"/>
     <w:tmpl w:val="04090001"/>
     <w:lvl w:ilvl="0">
@@ -1134,7 +2285,7 @@
     </w:lvl>
   </w:abstractNum>
   <w:abstractNum w:abstractNumId="1" w15:restartNumberingAfterBreak="0">
-    <w:nsid w:val="4C49614E"/>
+    <w:nsid w:val="369243F4"/>
     <w:multiLevelType w:val="singleLevel"/>
     <w:tmpl w:val="04090001"/>
     <w:lvl w:ilvl="0">
@@ -1150,10 +2301,50 @@
       </w:rPr>
     </w:lvl>
   </w:abstractNum>
-  <w:num w:numId="1" w16cid:durableId="1442917052">
+  <w:abstractNum w:abstractNumId="2" w15:restartNumberingAfterBreak="0">
+    <w:nsid w:val="58B9784D"/>
+    <w:multiLevelType w:val="singleLevel"/>
+    <w:tmpl w:val="04090001"/>
+    <w:lvl w:ilvl="0">
+      <w:start w:val="1"/>
+      <w:numFmt w:val="bullet"/>
+      <w:lvlText w:val=""/>
+      <w:lvlJc w:val="left"/>
+      <w:pPr>
+        <w:ind w:left="720" w:hanging="360"/>
+      </w:pPr>
+      <w:rPr>
+        <w:rFonts w:ascii="Symbol" w:hAnsi="Symbol" w:hint="default"/>
+      </w:rPr>
+    </w:lvl>
+  </w:abstractNum>
+  <w:abstractNum w:abstractNumId="3" w15:restartNumberingAfterBreak="0">
+    <w:nsid w:val="6FE743DB"/>
+    <w:multiLevelType w:val="singleLevel"/>
+    <w:tmpl w:val="04090001"/>
+    <w:lvl w:ilvl="0">
+      <w:start w:val="1"/>
+      <w:numFmt w:val="bullet"/>
+      <w:lvlText w:val=""/>
+      <w:lvlJc w:val="left"/>
+      <w:pPr>
+        <w:ind w:left="720" w:hanging="360"/>
+      </w:pPr>
+      <w:rPr>
+        <w:rFonts w:ascii="Symbol" w:hAnsi="Symbol" w:hint="default"/>
+      </w:rPr>
+    </w:lvl>
+  </w:abstractNum>
+  <w:num w:numId="1" w16cid:durableId="1193151760">
+    <w:abstractNumId w:val="2"/>
+  </w:num>
+  <w:num w:numId="2" w16cid:durableId="1748187289">
     <w:abstractNumId w:val="0"/>
   </w:num>
-  <w:num w:numId="2" w16cid:durableId="218564079">
+  <w:num w:numId="3" w16cid:durableId="1399792254">
+    <w:abstractNumId w:val="3"/>
+  </w:num>
+  <w:num w:numId="4" w16cid:durableId="303969057">
     <w:abstractNumId w:val="1"/>
   </w:num>
 </w:numbering>
@@ -1559,6 +2750,14 @@
   <w:style w:type="paragraph" w:default="1" w:styleId="Normal">
     <w:name w:val="Normal"/>
     <w:qFormat/>
+    <w:pPr>
+      <w:spacing w:after="120" w:line="288" w:lineRule="exact"/>
+    </w:pPr>
+    <w:rPr>
+      <w:rFonts w:ascii="Calibri" w:hAnsi="Calibri" w:cs="Calibri"/>
+      <w:color w:val="333333"/>
+      <w:sz w:val="21"/>
+    </w:rPr>
   </w:style>
   <w:style w:type="paragraph" w:styleId="Heading1">
     <w:name w:val="heading 1"/>
@@ -1567,16 +2766,17 @@
     <w:link w:val="Heading1Char"/>
     <w:uiPriority w:val="9"/>
     <w:qFormat/>
-    <w:rsid w:val="00DE4E4A"/>
+    <w:rsid w:val="00AE0E89"/>
     <w:pPr>
       <w:keepNext/>
       <w:keepLines/>
-      <w:spacing w:before="360" w:after="80"/>
+      <w:spacing w:before="480" w:after="160"/>
       <w:outlineLvl w:val="0"/>
     </w:pPr>
     <w:rPr>
-      <w:rFonts w:asciiTheme="majorHAnsi" w:eastAsiaTheme="majorEastAsia" w:hAnsiTheme="majorHAnsi" w:cstheme="majorBidi"/>
-      <w:color w:val="2F5496" w:themeColor="accent1" w:themeShade="BF"/>
+      <w:rFonts w:eastAsiaTheme="majorEastAsia"/>
+      <w:b/>
+      <w:color w:val="26426B"/>
       <w:sz w:val="40"/>
       <w:szCs w:val="40"/>
     </w:rPr>
@@ -1587,20 +2787,20 @@
     <w:next w:val="Normal"/>
     <w:link w:val="Heading2Char"/>
     <w:uiPriority w:val="9"/>
-    <w:semiHidden/>
     <w:unhideWhenUsed/>
     <w:qFormat/>
-    <w:rsid w:val="00DE4E4A"/>
+    <w:rsid w:val="00AE0E89"/>
     <w:pPr>
       <w:keepNext/>
       <w:keepLines/>
-      <w:spacing w:before="160" w:after="80"/>
+      <w:spacing w:before="360"/>
       <w:outlineLvl w:val="1"/>
     </w:pPr>
     <w:rPr>
-      <w:rFonts w:asciiTheme="majorHAnsi" w:eastAsiaTheme="majorEastAsia" w:hAnsiTheme="majorHAnsi" w:cstheme="majorBidi"/>
-      <w:color w:val="2F5496" w:themeColor="accent1" w:themeShade="BF"/>
-      <w:sz w:val="32"/>
+      <w:rFonts w:eastAsiaTheme="majorEastAsia"/>
+      <w:b/>
+      <w:color w:val="578B2E"/>
+      <w:sz w:val="28"/>
       <w:szCs w:val="32"/>
     </w:rPr>
   </w:style>
@@ -1613,17 +2813,18 @@
     <w:semiHidden/>
     <w:unhideWhenUsed/>
     <w:qFormat/>
-    <w:rsid w:val="00DE4E4A"/>
+    <w:rsid w:val="00AE0E89"/>
     <w:pPr>
       <w:keepNext/>
       <w:keepLines/>
-      <w:spacing w:before="160" w:after="80"/>
+      <w:spacing w:before="240" w:after="80"/>
       <w:outlineLvl w:val="2"/>
     </w:pPr>
     <w:rPr>
-      <w:rFonts w:eastAsiaTheme="majorEastAsia" w:cstheme="majorBidi"/>
-      <w:color w:val="2F5496" w:themeColor="accent1" w:themeShade="BF"/>
-      <w:sz w:val="28"/>
+      <w:rFonts w:eastAsiaTheme="majorEastAsia"/>
+      <w:b/>
+      <w:color w:val="444444"/>
+      <w:sz w:val="24"/>
       <w:szCs w:val="28"/>
     </w:rPr>
   </w:style>
@@ -1636,7 +2837,7 @@
     <w:semiHidden/>
     <w:unhideWhenUsed/>
     <w:qFormat/>
-    <w:rsid w:val="00DE4E4A"/>
+    <w:rsid w:val="00AE0E89"/>
     <w:pPr>
       <w:keepNext/>
       <w:keepLines/>
@@ -1659,7 +2860,7 @@
     <w:semiHidden/>
     <w:unhideWhenUsed/>
     <w:qFormat/>
-    <w:rsid w:val="00DE4E4A"/>
+    <w:rsid w:val="00AE0E89"/>
     <w:pPr>
       <w:keepNext/>
       <w:keepLines/>
@@ -1680,7 +2881,7 @@
     <w:semiHidden/>
     <w:unhideWhenUsed/>
     <w:qFormat/>
-    <w:rsid w:val="00DE4E4A"/>
+    <w:rsid w:val="00AE0E89"/>
     <w:pPr>
       <w:keepNext/>
       <w:keepLines/>
@@ -1703,7 +2904,7 @@
     <w:semiHidden/>
     <w:unhideWhenUsed/>
     <w:qFormat/>
-    <w:rsid w:val="00DE4E4A"/>
+    <w:rsid w:val="00AE0E89"/>
     <w:pPr>
       <w:keepNext/>
       <w:keepLines/>
@@ -1724,7 +2925,7 @@
     <w:semiHidden/>
     <w:unhideWhenUsed/>
     <w:qFormat/>
-    <w:rsid w:val="00DE4E4A"/>
+    <w:rsid w:val="00AE0E89"/>
     <w:pPr>
       <w:keepNext/>
       <w:keepLines/>
@@ -1747,7 +2948,7 @@
     <w:semiHidden/>
     <w:unhideWhenUsed/>
     <w:qFormat/>
-    <w:rsid w:val="00DE4E4A"/>
+    <w:rsid w:val="00AE0E89"/>
     <w:pPr>
       <w:keepNext/>
       <w:keepLines/>
@@ -1791,10 +2992,11 @@
     <w:basedOn w:val="DefaultParagraphFont"/>
     <w:link w:val="Heading1"/>
     <w:uiPriority w:val="9"/>
-    <w:rsid w:val="00DE4E4A"/>
+    <w:rsid w:val="00AE0E89"/>
     <w:rPr>
-      <w:rFonts w:asciiTheme="majorHAnsi" w:eastAsiaTheme="majorEastAsia" w:hAnsiTheme="majorHAnsi" w:cstheme="majorBidi"/>
-      <w:color w:val="2F5496" w:themeColor="accent1" w:themeShade="BF"/>
+      <w:rFonts w:ascii="Calibri" w:eastAsiaTheme="majorEastAsia" w:hAnsi="Calibri" w:cs="Calibri"/>
+      <w:b/>
+      <w:color w:val="26426B"/>
       <w:sz w:val="40"/>
       <w:szCs w:val="40"/>
     </w:rPr>
@@ -1804,12 +3006,12 @@
     <w:basedOn w:val="DefaultParagraphFont"/>
     <w:link w:val="Heading2"/>
     <w:uiPriority w:val="9"/>
-    <w:semiHidden/>
-    <w:rsid w:val="00DE4E4A"/>
+    <w:rsid w:val="00AE0E89"/>
     <w:rPr>
-      <w:rFonts w:asciiTheme="majorHAnsi" w:eastAsiaTheme="majorEastAsia" w:hAnsiTheme="majorHAnsi" w:cstheme="majorBidi"/>
-      <w:color w:val="2F5496" w:themeColor="accent1" w:themeShade="BF"/>
-      <w:sz w:val="32"/>
+      <w:rFonts w:ascii="Calibri" w:eastAsiaTheme="majorEastAsia" w:hAnsi="Calibri" w:cs="Calibri"/>
+      <w:b/>
+      <w:color w:val="578B2E"/>
+      <w:sz w:val="28"/>
       <w:szCs w:val="32"/>
     </w:rPr>
   </w:style>
@@ -1819,11 +3021,11 @@
     <w:link w:val="Heading3"/>
     <w:uiPriority w:val="9"/>
     <w:semiHidden/>
-    <w:rsid w:val="00DE4E4A"/>
+    <w:rsid w:val="00AE0E89"/>
     <w:rPr>
-      <w:rFonts w:eastAsiaTheme="majorEastAsia" w:cstheme="majorBidi"/>
-      <w:color w:val="2F5496" w:themeColor="accent1" w:themeShade="BF"/>
-      <w:sz w:val="28"/>
+      <w:rFonts w:ascii="Calibri" w:eastAsiaTheme="majorEastAsia" w:hAnsi="Calibri" w:cs="Calibri"/>
+      <w:b/>
+      <w:color w:val="444444"/>
       <w:szCs w:val="28"/>
     </w:rPr>
   </w:style>
@@ -1833,7 +3035,7 @@
     <w:link w:val="Heading4"/>
     <w:uiPriority w:val="9"/>
     <w:semiHidden/>
-    <w:rsid w:val="00DE4E4A"/>
+    <w:rsid w:val="00AE0E89"/>
     <w:rPr>
       <w:rFonts w:eastAsiaTheme="majorEastAsia" w:cstheme="majorBidi"/>
       <w:i/>
@@ -1847,7 +3049,7 @@
     <w:link w:val="Heading5"/>
     <w:uiPriority w:val="9"/>
     <w:semiHidden/>
-    <w:rsid w:val="00DE4E4A"/>
+    <w:rsid w:val="00AE0E89"/>
     <w:rPr>
       <w:rFonts w:eastAsiaTheme="majorEastAsia" w:cstheme="majorBidi"/>
       <w:color w:val="2F5496" w:themeColor="accent1" w:themeShade="BF"/>
@@ -1859,7 +3061,7 @@
     <w:link w:val="Heading6"/>
     <w:uiPriority w:val="9"/>
     <w:semiHidden/>
-    <w:rsid w:val="00DE4E4A"/>
+    <w:rsid w:val="00AE0E89"/>
     <w:rPr>
       <w:rFonts w:eastAsiaTheme="majorEastAsia" w:cstheme="majorBidi"/>
       <w:i/>
@@ -1873,7 +3075,7 @@
     <w:link w:val="Heading7"/>
     <w:uiPriority w:val="9"/>
     <w:semiHidden/>
-    <w:rsid w:val="00DE4E4A"/>
+    <w:rsid w:val="00AE0E89"/>
     <w:rPr>
       <w:rFonts w:eastAsiaTheme="majorEastAsia" w:cstheme="majorBidi"/>
       <w:color w:val="595959" w:themeColor="text1" w:themeTint="A6"/>
@@ -1885,7 +3087,7 @@
     <w:link w:val="Heading8"/>
     <w:uiPriority w:val="9"/>
     <w:semiHidden/>
-    <w:rsid w:val="00DE4E4A"/>
+    <w:rsid w:val="00AE0E89"/>
     <w:rPr>
       <w:rFonts w:eastAsiaTheme="majorEastAsia" w:cstheme="majorBidi"/>
       <w:i/>
@@ -1899,7 +3101,7 @@
     <w:link w:val="Heading9"/>
     <w:uiPriority w:val="9"/>
     <w:semiHidden/>
-    <w:rsid w:val="00DE4E4A"/>
+    <w:rsid w:val="00AE0E89"/>
     <w:rPr>
       <w:rFonts w:eastAsiaTheme="majorEastAsia" w:cstheme="majorBidi"/>
       <w:color w:val="272727" w:themeColor="text1" w:themeTint="D8"/>
@@ -1912,7 +3114,7 @@
     <w:link w:val="TitleChar"/>
     <w:uiPriority w:val="10"/>
     <w:qFormat/>
-    <w:rsid w:val="00DE4E4A"/>
+    <w:rsid w:val="00AE0E89"/>
     <w:pPr>
       <w:spacing w:after="80" w:line="240" w:lineRule="auto"/>
       <w:contextualSpacing/>
@@ -1930,7 +3132,7 @@
     <w:basedOn w:val="DefaultParagraphFont"/>
     <w:link w:val="Title"/>
     <w:uiPriority w:val="10"/>
-    <w:rsid w:val="00DE4E4A"/>
+    <w:rsid w:val="00AE0E89"/>
     <w:rPr>
       <w:rFonts w:asciiTheme="majorHAnsi" w:eastAsiaTheme="majorEastAsia" w:hAnsiTheme="majorHAnsi" w:cstheme="majorBidi"/>
       <w:spacing w:val="-10"/>
@@ -1946,7 +3148,7 @@
     <w:link w:val="SubtitleChar"/>
     <w:uiPriority w:val="11"/>
     <w:qFormat/>
-    <w:rsid w:val="00DE4E4A"/>
+    <w:rsid w:val="00AE0E89"/>
     <w:pPr>
       <w:numPr>
         <w:ilvl w:val="1"/>
@@ -1965,7 +3167,7 @@
     <w:basedOn w:val="DefaultParagraphFont"/>
     <w:link w:val="Subtitle"/>
     <w:uiPriority w:val="11"/>
-    <w:rsid w:val="00DE4E4A"/>
+    <w:rsid w:val="00AE0E89"/>
     <w:rPr>
       <w:rFonts w:eastAsiaTheme="majorEastAsia" w:cstheme="majorBidi"/>
       <w:color w:val="595959" w:themeColor="text1" w:themeTint="A6"/>
@@ -1981,7 +3183,7 @@
     <w:link w:val="QuoteChar"/>
     <w:uiPriority w:val="29"/>
     <w:qFormat/>
-    <w:rsid w:val="00DE4E4A"/>
+    <w:rsid w:val="00AE0E89"/>
     <w:pPr>
       <w:spacing w:before="160"/>
       <w:jc w:val="center"/>
@@ -1997,7 +3199,7 @@
     <w:basedOn w:val="DefaultParagraphFont"/>
     <w:link w:val="Quote"/>
     <w:uiPriority w:val="29"/>
-    <w:rsid w:val="00DE4E4A"/>
+    <w:rsid w:val="00AE0E89"/>
     <w:rPr>
       <w:i/>
       <w:iCs/>
@@ -2009,7 +3211,7 @@
     <w:basedOn w:val="Normal"/>
     <w:uiPriority w:val="34"/>
     <w:qFormat/>
-    <w:rsid w:val="00DE4E4A"/>
+    <w:rsid w:val="00AE0E89"/>
     <w:pPr>
       <w:ind w:left="720"/>
       <w:contextualSpacing/>
@@ -2020,7 +3222,7 @@
     <w:basedOn w:val="DefaultParagraphFont"/>
     <w:uiPriority w:val="21"/>
     <w:qFormat/>
-    <w:rsid w:val="00DE4E4A"/>
+    <w:rsid w:val="00AE0E89"/>
     <w:rPr>
       <w:i/>
       <w:iCs/>
@@ -2034,7 +3236,7 @@
     <w:link w:val="IntenseQuoteChar"/>
     <w:uiPriority w:val="30"/>
     <w:qFormat/>
-    <w:rsid w:val="00DE4E4A"/>
+    <w:rsid w:val="00AE0E89"/>
     <w:pPr>
       <w:pBdr>
         <w:top w:val="single" w:sz="4" w:space="10" w:color="2F5496" w:themeColor="accent1" w:themeShade="BF"/>
@@ -2055,7 +3257,7 @@
     <w:basedOn w:val="DefaultParagraphFont"/>
     <w:link w:val="IntenseQuote"/>
     <w:uiPriority w:val="30"/>
-    <w:rsid w:val="00DE4E4A"/>
+    <w:rsid w:val="00AE0E89"/>
     <w:rPr>
       <w:i/>
       <w:iCs/>
@@ -2067,7 +3269,7 @@
     <w:basedOn w:val="DefaultParagraphFont"/>
     <w:uiPriority w:val="32"/>
     <w:qFormat/>
-    <w:rsid w:val="00DE4E4A"/>
+    <w:rsid w:val="00AE0E89"/>
     <w:rPr>
       <w:b/>
       <w:bCs/>
